--- a/GP_KTKF_Specifikáció_V2.docx
+++ b/GP_KTKF_Specifikáció_V2.docx
@@ -141,8 +141,8 @@
       </w:sdtPr>
       <w:sdtEndPr>
         <w:rPr>
-          <w:rFonts w:ascii="Arial Rounded MT Bold" w:hAnsi="Arial Rounded MT Bold"/>
-          <w:b/>
+          <w:rFonts w:ascii="Courier New" w:hAnsi="Courier New"/>
+          <w:b w:val="0"/>
           <w:bCs/>
           <w:sz w:val="28"/>
         </w:rPr>
@@ -187,21 +187,28 @@
             </w:tabs>
             <w:rPr>
               <w:rFonts w:asciiTheme="minorHAnsi" w:eastAsiaTheme="minorEastAsia" w:hAnsiTheme="minorHAnsi"/>
+              <w:b w:val="0"/>
               <w:noProof/>
               <w:sz w:val="22"/>
               <w:lang w:eastAsia="hu-HU"/>
             </w:rPr>
           </w:pPr>
           <w:r>
+            <w:rPr>
+              <w:b w:val="0"/>
+            </w:rPr>
             <w:fldChar w:fldCharType="begin"/>
           </w:r>
           <w:r>
             <w:instrText xml:space="preserve"> TOC \o "1-3" \h \z \u </w:instrText>
           </w:r>
           <w:r>
+            <w:rPr>
+              <w:b w:val="0"/>
+            </w:rPr>
             <w:fldChar w:fldCharType="separate"/>
           </w:r>
-          <w:hyperlink w:anchor="_Toc239761654" w:history="1">
+          <w:hyperlink w:anchor="_Toc240008158" w:history="1">
             <w:r>
               <w:rPr>
                 <w:rStyle w:val="Hiperhivatkozs"/>
@@ -228,7 +235,7 @@
                 <w:noProof/>
                 <w:webHidden/>
               </w:rPr>
-              <w:instrText xml:space="preserve"> PAGEREF _Toc239761654 \h </w:instrText>
+              <w:instrText xml:space="preserve"> PAGEREF _Toc240008158 \h </w:instrText>
             </w:r>
             <w:r>
               <w:rPr>
@@ -267,12 +274,13 @@
             </w:tabs>
             <w:rPr>
               <w:rFonts w:asciiTheme="minorHAnsi" w:eastAsiaTheme="minorEastAsia" w:hAnsiTheme="minorHAnsi"/>
+              <w:b w:val="0"/>
               <w:noProof/>
               <w:sz w:val="22"/>
               <w:lang w:eastAsia="hu-HU"/>
             </w:rPr>
           </w:pPr>
-          <w:hyperlink w:anchor="_Toc239761655" w:history="1">
+          <w:hyperlink w:anchor="_Toc240008159" w:history="1">
             <w:r>
               <w:rPr>
                 <w:rStyle w:val="Hiperhivatkozs"/>
@@ -299,7 +307,7 @@
                 <w:noProof/>
                 <w:webHidden/>
               </w:rPr>
-              <w:instrText xml:space="preserve"> PAGEREF _Toc239761655 \h </w:instrText>
+              <w:instrText xml:space="preserve"> PAGEREF _Toc240008159 \h </w:instrText>
             </w:r>
             <w:r>
               <w:rPr>
@@ -320,6 +328,366 @@
                 <w:webHidden/>
               </w:rPr>
               <w:t>3</w:t>
+            </w:r>
+            <w:r>
+              <w:rPr>
+                <w:noProof/>
+                <w:webHidden/>
+              </w:rPr>
+              <w:fldChar w:fldCharType="end"/>
+            </w:r>
+          </w:hyperlink>
+        </w:p>
+        <w:p>
+          <w:pPr>
+            <w:pStyle w:val="TJ2"/>
+            <w:tabs>
+              <w:tab w:val="right" w:leader="dot" w:pos="9062"/>
+            </w:tabs>
+            <w:rPr>
+              <w:rFonts w:asciiTheme="minorHAnsi" w:eastAsiaTheme="minorEastAsia" w:hAnsiTheme="minorHAnsi"/>
+              <w:b w:val="0"/>
+              <w:noProof/>
+              <w:sz w:val="22"/>
+              <w:lang w:eastAsia="hu-HU"/>
+            </w:rPr>
+          </w:pPr>
+          <w:hyperlink w:anchor="_Toc240008160" w:history="1">
+            <w:r>
+              <w:rPr>
+                <w:rStyle w:val="Hiperhivatkozs"/>
+                <w:noProof/>
+              </w:rPr>
+              <w:t>3.1 Operációs rendszer</w:t>
+            </w:r>
+            <w:r>
+              <w:rPr>
+                <w:noProof/>
+                <w:webHidden/>
+              </w:rPr>
+              <w:tab/>
+            </w:r>
+            <w:r>
+              <w:rPr>
+                <w:noProof/>
+                <w:webHidden/>
+              </w:rPr>
+              <w:fldChar w:fldCharType="begin"/>
+            </w:r>
+            <w:r>
+              <w:rPr>
+                <w:noProof/>
+                <w:webHidden/>
+              </w:rPr>
+              <w:instrText xml:space="preserve"> PAGEREF _Toc240008160 \h </w:instrText>
+            </w:r>
+            <w:r>
+              <w:rPr>
+                <w:noProof/>
+                <w:webHidden/>
+              </w:rPr>
+            </w:r>
+            <w:r>
+              <w:rPr>
+                <w:noProof/>
+                <w:webHidden/>
+              </w:rPr>
+              <w:fldChar w:fldCharType="separate"/>
+            </w:r>
+            <w:r>
+              <w:rPr>
+                <w:noProof/>
+                <w:webHidden/>
+              </w:rPr>
+              <w:t>4</w:t>
+            </w:r>
+            <w:r>
+              <w:rPr>
+                <w:noProof/>
+                <w:webHidden/>
+              </w:rPr>
+              <w:fldChar w:fldCharType="end"/>
+            </w:r>
+          </w:hyperlink>
+        </w:p>
+        <w:p>
+          <w:pPr>
+            <w:pStyle w:val="TJ2"/>
+            <w:tabs>
+              <w:tab w:val="right" w:leader="dot" w:pos="9062"/>
+            </w:tabs>
+            <w:rPr>
+              <w:rFonts w:asciiTheme="minorHAnsi" w:eastAsiaTheme="minorEastAsia" w:hAnsiTheme="minorHAnsi"/>
+              <w:b w:val="0"/>
+              <w:noProof/>
+              <w:sz w:val="22"/>
+              <w:lang w:eastAsia="hu-HU"/>
+            </w:rPr>
+          </w:pPr>
+          <w:hyperlink w:anchor="_Toc240008161" w:history="1">
+            <w:r>
+              <w:rPr>
+                <w:rStyle w:val="Hiperhivatkozs"/>
+                <w:noProof/>
+              </w:rPr>
+              <w:t>3.2 Programozási nyelv</w:t>
+            </w:r>
+            <w:r>
+              <w:rPr>
+                <w:noProof/>
+                <w:webHidden/>
+              </w:rPr>
+              <w:tab/>
+            </w:r>
+            <w:r>
+              <w:rPr>
+                <w:noProof/>
+                <w:webHidden/>
+              </w:rPr>
+              <w:fldChar w:fldCharType="begin"/>
+            </w:r>
+            <w:r>
+              <w:rPr>
+                <w:noProof/>
+                <w:webHidden/>
+              </w:rPr>
+              <w:instrText xml:space="preserve"> PAGEREF _Toc240008161 \h </w:instrText>
+            </w:r>
+            <w:r>
+              <w:rPr>
+                <w:noProof/>
+                <w:webHidden/>
+              </w:rPr>
+            </w:r>
+            <w:r>
+              <w:rPr>
+                <w:noProof/>
+                <w:webHidden/>
+              </w:rPr>
+              <w:fldChar w:fldCharType="separate"/>
+            </w:r>
+            <w:r>
+              <w:rPr>
+                <w:noProof/>
+                <w:webHidden/>
+              </w:rPr>
+              <w:t>4</w:t>
+            </w:r>
+            <w:r>
+              <w:rPr>
+                <w:noProof/>
+                <w:webHidden/>
+              </w:rPr>
+              <w:fldChar w:fldCharType="end"/>
+            </w:r>
+          </w:hyperlink>
+        </w:p>
+        <w:p>
+          <w:pPr>
+            <w:pStyle w:val="TJ2"/>
+            <w:tabs>
+              <w:tab w:val="right" w:leader="dot" w:pos="9062"/>
+            </w:tabs>
+            <w:rPr>
+              <w:rFonts w:asciiTheme="minorHAnsi" w:eastAsiaTheme="minorEastAsia" w:hAnsiTheme="minorHAnsi"/>
+              <w:b w:val="0"/>
+              <w:noProof/>
+              <w:sz w:val="22"/>
+              <w:lang w:eastAsia="hu-HU"/>
+            </w:rPr>
+          </w:pPr>
+          <w:hyperlink w:anchor="_Toc240008162" w:history="1">
+            <w:r>
+              <w:rPr>
+                <w:rStyle w:val="Hiperhivatkozs"/>
+                <w:noProof/>
+              </w:rPr>
+              <w:t>3.3 Megoldás formátuma</w:t>
+            </w:r>
+            <w:r>
+              <w:rPr>
+                <w:noProof/>
+                <w:webHidden/>
+              </w:rPr>
+              <w:tab/>
+            </w:r>
+            <w:r>
+              <w:rPr>
+                <w:noProof/>
+                <w:webHidden/>
+              </w:rPr>
+              <w:fldChar w:fldCharType="begin"/>
+            </w:r>
+            <w:r>
+              <w:rPr>
+                <w:noProof/>
+                <w:webHidden/>
+              </w:rPr>
+              <w:instrText xml:space="preserve"> PAGEREF _Toc240008162 \h </w:instrText>
+            </w:r>
+            <w:r>
+              <w:rPr>
+                <w:noProof/>
+                <w:webHidden/>
+              </w:rPr>
+            </w:r>
+            <w:r>
+              <w:rPr>
+                <w:noProof/>
+                <w:webHidden/>
+              </w:rPr>
+              <w:fldChar w:fldCharType="separate"/>
+            </w:r>
+            <w:r>
+              <w:rPr>
+                <w:noProof/>
+                <w:webHidden/>
+              </w:rPr>
+              <w:t>4</w:t>
+            </w:r>
+            <w:r>
+              <w:rPr>
+                <w:noProof/>
+                <w:webHidden/>
+              </w:rPr>
+              <w:fldChar w:fldCharType="end"/>
+            </w:r>
+          </w:hyperlink>
+        </w:p>
+        <w:p>
+          <w:pPr>
+            <w:pStyle w:val="TJ2"/>
+            <w:tabs>
+              <w:tab w:val="right" w:leader="dot" w:pos="9062"/>
+            </w:tabs>
+            <w:rPr>
+              <w:rFonts w:asciiTheme="minorHAnsi" w:eastAsiaTheme="minorEastAsia" w:hAnsiTheme="minorHAnsi"/>
+              <w:b w:val="0"/>
+              <w:noProof/>
+              <w:sz w:val="22"/>
+              <w:lang w:eastAsia="hu-HU"/>
+            </w:rPr>
+          </w:pPr>
+          <w:hyperlink w:anchor="_Toc240008163" w:history="1">
+            <w:r>
+              <w:rPr>
+                <w:rStyle w:val="Hiperhivatkozs"/>
+                <w:noProof/>
+              </w:rPr>
+              <w:t>3.4 Szoftverfejlesztés</w:t>
+            </w:r>
+            <w:r>
+              <w:rPr>
+                <w:noProof/>
+                <w:webHidden/>
+              </w:rPr>
+              <w:tab/>
+            </w:r>
+            <w:r>
+              <w:rPr>
+                <w:noProof/>
+                <w:webHidden/>
+              </w:rPr>
+              <w:fldChar w:fldCharType="begin"/>
+            </w:r>
+            <w:r>
+              <w:rPr>
+                <w:noProof/>
+                <w:webHidden/>
+              </w:rPr>
+              <w:instrText xml:space="preserve"> PAGEREF _Toc240008163 \h </w:instrText>
+            </w:r>
+            <w:r>
+              <w:rPr>
+                <w:noProof/>
+                <w:webHidden/>
+              </w:rPr>
+            </w:r>
+            <w:r>
+              <w:rPr>
+                <w:noProof/>
+                <w:webHidden/>
+              </w:rPr>
+              <w:fldChar w:fldCharType="separate"/>
+            </w:r>
+            <w:r>
+              <w:rPr>
+                <w:noProof/>
+                <w:webHidden/>
+              </w:rPr>
+              <w:t>5</w:t>
+            </w:r>
+            <w:r>
+              <w:rPr>
+                <w:noProof/>
+                <w:webHidden/>
+              </w:rPr>
+              <w:fldChar w:fldCharType="end"/>
+            </w:r>
+          </w:hyperlink>
+        </w:p>
+        <w:p>
+          <w:pPr>
+            <w:pStyle w:val="TJ2"/>
+            <w:tabs>
+              <w:tab w:val="right" w:leader="dot" w:pos="9062"/>
+            </w:tabs>
+            <w:rPr>
+              <w:rFonts w:asciiTheme="minorHAnsi" w:eastAsiaTheme="minorEastAsia" w:hAnsiTheme="minorHAnsi"/>
+              <w:b w:val="0"/>
+              <w:noProof/>
+              <w:sz w:val="22"/>
+              <w:lang w:eastAsia="hu-HU"/>
+            </w:rPr>
+          </w:pPr>
+          <w:hyperlink w:anchor="_Toc240008164" w:history="1">
+            <w:r>
+              <w:rPr>
+                <w:rStyle w:val="Hiperhivatkozs"/>
+                <w:noProof/>
+              </w:rPr>
+              <w:t>3.5 Modulok</w:t>
+            </w:r>
+            <w:r>
+              <w:rPr>
+                <w:noProof/>
+                <w:webHidden/>
+              </w:rPr>
+              <w:tab/>
+            </w:r>
+            <w:r>
+              <w:rPr>
+                <w:noProof/>
+                <w:webHidden/>
+              </w:rPr>
+              <w:fldChar w:fldCharType="begin"/>
+            </w:r>
+            <w:r>
+              <w:rPr>
+                <w:noProof/>
+                <w:webHidden/>
+              </w:rPr>
+              <w:instrText xml:space="preserve"> PAGEREF _Toc240008164 \h </w:instrText>
+            </w:r>
+            <w:r>
+              <w:rPr>
+                <w:noProof/>
+                <w:webHidden/>
+              </w:rPr>
+            </w:r>
+            <w:r>
+              <w:rPr>
+                <w:noProof/>
+                <w:webHidden/>
+              </w:rPr>
+              <w:fldChar w:fldCharType="separate"/>
+            </w:r>
+            <w:r>
+              <w:rPr>
+                <w:noProof/>
+                <w:webHidden/>
+              </w:rPr>
+              <w:t>6</w:t>
             </w:r>
             <w:r>
               <w:rPr>
@@ -338,18 +706,19 @@
             </w:tabs>
             <w:rPr>
               <w:rFonts w:asciiTheme="minorHAnsi" w:eastAsiaTheme="minorEastAsia" w:hAnsiTheme="minorHAnsi"/>
+              <w:b w:val="0"/>
               <w:noProof/>
               <w:sz w:val="22"/>
               <w:lang w:eastAsia="hu-HU"/>
             </w:rPr>
           </w:pPr>
-          <w:hyperlink w:anchor="_Toc239761656" w:history="1">
+          <w:hyperlink w:anchor="_Toc240008165" w:history="1">
             <w:r>
               <w:rPr>
                 <w:rStyle w:val="Hiperhivatkozs"/>
                 <w:noProof/>
               </w:rPr>
-              <w:t>3. Elvárások</w:t>
+              <w:t>4. Szoftver specifikáció</w:t>
             </w:r>
             <w:r>
               <w:rPr>
@@ -370,7 +739,7 @@
                 <w:noProof/>
                 <w:webHidden/>
               </w:rPr>
-              <w:instrText xml:space="preserve"> PAGEREF _Toc239761656 \h </w:instrText>
+              <w:instrText xml:space="preserve"> PAGEREF _Toc240008165 \h </w:instrText>
             </w:r>
             <w:r>
               <w:rPr>
@@ -390,7 +759,7 @@
                 <w:noProof/>
                 <w:webHidden/>
               </w:rPr>
-              <w:t>4</w:t>
+              <w:t>7</w:t>
             </w:r>
             <w:r>
               <w:rPr>
@@ -409,18 +778,19 @@
             </w:tabs>
             <w:rPr>
               <w:rFonts w:asciiTheme="minorHAnsi" w:eastAsiaTheme="minorEastAsia" w:hAnsiTheme="minorHAnsi"/>
+              <w:b w:val="0"/>
               <w:noProof/>
               <w:sz w:val="22"/>
               <w:lang w:eastAsia="hu-HU"/>
             </w:rPr>
           </w:pPr>
-          <w:hyperlink w:anchor="_Toc239761657" w:history="1">
+          <w:hyperlink w:anchor="_Toc240008166" w:history="1">
             <w:r>
               <w:rPr>
                 <w:rStyle w:val="Hiperhivatkozs"/>
                 <w:noProof/>
               </w:rPr>
-              <w:t>3.1 Operációs rendszer</w:t>
+              <w:t>4.1 Megjelenés</w:t>
             </w:r>
             <w:r>
               <w:rPr>
@@ -441,7 +811,7 @@
                 <w:noProof/>
                 <w:webHidden/>
               </w:rPr>
-              <w:instrText xml:space="preserve"> PAGEREF _Toc239761657 \h </w:instrText>
+              <w:instrText xml:space="preserve"> PAGEREF _Toc240008166 \h </w:instrText>
             </w:r>
             <w:r>
               <w:rPr>
@@ -461,7 +831,7 @@
                 <w:noProof/>
                 <w:webHidden/>
               </w:rPr>
-              <w:t>4</w:t>
+              <w:t>7</w:t>
             </w:r>
             <w:r>
               <w:rPr>
@@ -480,18 +850,19 @@
             </w:tabs>
             <w:rPr>
               <w:rFonts w:asciiTheme="minorHAnsi" w:eastAsiaTheme="minorEastAsia" w:hAnsiTheme="minorHAnsi"/>
+              <w:b w:val="0"/>
               <w:noProof/>
               <w:sz w:val="22"/>
               <w:lang w:eastAsia="hu-HU"/>
             </w:rPr>
           </w:pPr>
-          <w:hyperlink w:anchor="_Toc239761658" w:history="1">
+          <w:hyperlink w:anchor="_Toc240008167" w:history="1">
             <w:r>
               <w:rPr>
                 <w:rStyle w:val="Hiperhivatkozs"/>
                 <w:noProof/>
               </w:rPr>
-              <w:t>3.2 Programozási nyelv</w:t>
+              <w:t>4.2 Funkciók</w:t>
             </w:r>
             <w:r>
               <w:rPr>
@@ -512,7 +883,7 @@
                 <w:noProof/>
                 <w:webHidden/>
               </w:rPr>
-              <w:instrText xml:space="preserve"> PAGEREF _Toc239761658 \h </w:instrText>
+              <w:instrText xml:space="preserve"> PAGEREF _Toc240008167 \h </w:instrText>
             </w:r>
             <w:r>
               <w:rPr>
@@ -532,7 +903,79 @@
                 <w:noProof/>
                 <w:webHidden/>
               </w:rPr>
-              <w:t>4</w:t>
+              <w:t>7</w:t>
+            </w:r>
+            <w:r>
+              <w:rPr>
+                <w:noProof/>
+                <w:webHidden/>
+              </w:rPr>
+              <w:fldChar w:fldCharType="end"/>
+            </w:r>
+          </w:hyperlink>
+        </w:p>
+        <w:p>
+          <w:pPr>
+            <w:pStyle w:val="TJ1"/>
+            <w:tabs>
+              <w:tab w:val="right" w:leader="dot" w:pos="9062"/>
+            </w:tabs>
+            <w:rPr>
+              <w:rFonts w:asciiTheme="minorHAnsi" w:eastAsiaTheme="minorEastAsia" w:hAnsiTheme="minorHAnsi"/>
+              <w:b w:val="0"/>
+              <w:noProof/>
+              <w:sz w:val="22"/>
+              <w:lang w:eastAsia="hu-HU"/>
+            </w:rPr>
+          </w:pPr>
+          <w:hyperlink w:anchor="_Toc240008168" w:history="1">
+            <w:r>
+              <w:rPr>
+                <w:rStyle w:val="Hiperhivatkozs"/>
+                <w:noProof/>
+              </w:rPr>
+              <w:t>5. Dokumentáció</w:t>
+            </w:r>
+            <w:r>
+              <w:rPr>
+                <w:noProof/>
+                <w:webHidden/>
+              </w:rPr>
+              <w:tab/>
+            </w:r>
+            <w:r>
+              <w:rPr>
+                <w:noProof/>
+                <w:webHidden/>
+              </w:rPr>
+              <w:fldChar w:fldCharType="begin"/>
+            </w:r>
+            <w:r>
+              <w:rPr>
+                <w:noProof/>
+                <w:webHidden/>
+              </w:rPr>
+              <w:instrText xml:space="preserve"> PAGEREF _Toc240008168 \h </w:instrText>
+            </w:r>
+            <w:r>
+              <w:rPr>
+                <w:noProof/>
+                <w:webHidden/>
+              </w:rPr>
+            </w:r>
+            <w:r>
+              <w:rPr>
+                <w:noProof/>
+                <w:webHidden/>
+              </w:rPr>
+              <w:fldChar w:fldCharType="separate"/>
+            </w:r>
+            <w:r>
+              <w:rPr>
+                <w:noProof/>
+                <w:webHidden/>
+              </w:rPr>
+              <w:t>8</w:t>
             </w:r>
             <w:r>
               <w:rPr>
@@ -551,18 +994,19 @@
             </w:tabs>
             <w:rPr>
               <w:rFonts w:asciiTheme="minorHAnsi" w:eastAsiaTheme="minorEastAsia" w:hAnsiTheme="minorHAnsi"/>
+              <w:b w:val="0"/>
               <w:noProof/>
               <w:sz w:val="22"/>
               <w:lang w:eastAsia="hu-HU"/>
             </w:rPr>
           </w:pPr>
-          <w:hyperlink w:anchor="_Toc239761659" w:history="1">
+          <w:hyperlink w:anchor="_Toc240008169" w:history="1">
             <w:r>
               <w:rPr>
                 <w:rStyle w:val="Hiperhivatkozs"/>
                 <w:noProof/>
               </w:rPr>
-              <w:t>3.3 Megoldás formátuma</w:t>
+              <w:t>5.1 Erőforrás-terv</w:t>
             </w:r>
             <w:r>
               <w:rPr>
@@ -583,7 +1027,7 @@
                 <w:noProof/>
                 <w:webHidden/>
               </w:rPr>
-              <w:instrText xml:space="preserve"> PAGEREF _Toc239761659 \h </w:instrText>
+              <w:instrText xml:space="preserve"> PAGEREF _Toc240008169 \h </w:instrText>
             </w:r>
             <w:r>
               <w:rPr>
@@ -603,7 +1047,7 @@
                 <w:noProof/>
                 <w:webHidden/>
               </w:rPr>
-              <w:t>4</w:t>
+              <w:t>8</w:t>
             </w:r>
             <w:r>
               <w:rPr>
@@ -622,18 +1066,19 @@
             </w:tabs>
             <w:rPr>
               <w:rFonts w:asciiTheme="minorHAnsi" w:eastAsiaTheme="minorEastAsia" w:hAnsiTheme="minorHAnsi"/>
+              <w:b w:val="0"/>
               <w:noProof/>
               <w:sz w:val="22"/>
               <w:lang w:eastAsia="hu-HU"/>
             </w:rPr>
           </w:pPr>
-          <w:hyperlink w:anchor="_Toc239761660" w:history="1">
+          <w:hyperlink w:anchor="_Toc240008170" w:history="1">
             <w:r>
               <w:rPr>
                 <w:rStyle w:val="Hiperhivatkozs"/>
                 <w:noProof/>
               </w:rPr>
-              <w:t>3.4 Szoftverfejlesztés</w:t>
+              <w:t>5.2 Technikai dokumentáció</w:t>
             </w:r>
             <w:r>
               <w:rPr>
@@ -654,7 +1099,7 @@
                 <w:noProof/>
                 <w:webHidden/>
               </w:rPr>
-              <w:instrText xml:space="preserve"> PAGEREF _Toc239761660 \h </w:instrText>
+              <w:instrText xml:space="preserve"> PAGEREF _Toc240008170 \h </w:instrText>
             </w:r>
             <w:r>
               <w:rPr>
@@ -674,7 +1119,7 @@
                 <w:noProof/>
                 <w:webHidden/>
               </w:rPr>
-              <w:t>4</w:t>
+              <w:t>8</w:t>
             </w:r>
             <w:r>
               <w:rPr>
@@ -693,18 +1138,19 @@
             </w:tabs>
             <w:rPr>
               <w:rFonts w:asciiTheme="minorHAnsi" w:eastAsiaTheme="minorEastAsia" w:hAnsiTheme="minorHAnsi"/>
+              <w:b w:val="0"/>
               <w:noProof/>
               <w:sz w:val="22"/>
               <w:lang w:eastAsia="hu-HU"/>
             </w:rPr>
           </w:pPr>
-          <w:hyperlink w:anchor="_Toc239761661" w:history="1">
+          <w:hyperlink w:anchor="_Toc240008171" w:history="1">
             <w:r>
               <w:rPr>
                 <w:rStyle w:val="Hiperhivatkozs"/>
                 <w:noProof/>
               </w:rPr>
-              <w:t>3.5 Modulok</w:t>
+              <w:t>5.3 Forráskód dokumentáció</w:t>
             </w:r>
             <w:r>
               <w:rPr>
@@ -725,7 +1171,7 @@
                 <w:noProof/>
                 <w:webHidden/>
               </w:rPr>
-              <w:instrText xml:space="preserve"> PAGEREF _Toc239761661 \h </w:instrText>
+              <w:instrText xml:space="preserve"> PAGEREF _Toc240008171 \h </w:instrText>
             </w:r>
             <w:r>
               <w:rPr>
@@ -745,7 +1191,79 @@
                 <w:noProof/>
                 <w:webHidden/>
               </w:rPr>
-              <w:t>5</w:t>
+              <w:t>8</w:t>
+            </w:r>
+            <w:r>
+              <w:rPr>
+                <w:noProof/>
+                <w:webHidden/>
+              </w:rPr>
+              <w:fldChar w:fldCharType="end"/>
+            </w:r>
+          </w:hyperlink>
+        </w:p>
+        <w:p>
+          <w:pPr>
+            <w:pStyle w:val="TJ2"/>
+            <w:tabs>
+              <w:tab w:val="right" w:leader="dot" w:pos="9062"/>
+            </w:tabs>
+            <w:rPr>
+              <w:rFonts w:asciiTheme="minorHAnsi" w:eastAsiaTheme="minorEastAsia" w:hAnsiTheme="minorHAnsi"/>
+              <w:b w:val="0"/>
+              <w:noProof/>
+              <w:sz w:val="22"/>
+              <w:lang w:eastAsia="hu-HU"/>
+            </w:rPr>
+          </w:pPr>
+          <w:hyperlink w:anchor="_Toc240008172" w:history="1">
+            <w:r>
+              <w:rPr>
+                <w:rStyle w:val="Hiperhivatkozs"/>
+                <w:noProof/>
+              </w:rPr>
+              <w:t>5.4 Felhasználói dokumentáció</w:t>
+            </w:r>
+            <w:r>
+              <w:rPr>
+                <w:noProof/>
+                <w:webHidden/>
+              </w:rPr>
+              <w:tab/>
+            </w:r>
+            <w:r>
+              <w:rPr>
+                <w:noProof/>
+                <w:webHidden/>
+              </w:rPr>
+              <w:fldChar w:fldCharType="begin"/>
+            </w:r>
+            <w:r>
+              <w:rPr>
+                <w:noProof/>
+                <w:webHidden/>
+              </w:rPr>
+              <w:instrText xml:space="preserve"> PAGEREF _Toc240008172 \h </w:instrText>
+            </w:r>
+            <w:r>
+              <w:rPr>
+                <w:noProof/>
+                <w:webHidden/>
+              </w:rPr>
+            </w:r>
+            <w:r>
+              <w:rPr>
+                <w:noProof/>
+                <w:webHidden/>
+              </w:rPr>
+              <w:fldChar w:fldCharType="separate"/>
+            </w:r>
+            <w:r>
+              <w:rPr>
+                <w:noProof/>
+                <w:webHidden/>
+              </w:rPr>
+              <w:t>8</w:t>
             </w:r>
             <w:r>
               <w:rPr>
@@ -764,18 +1282,19 @@
             </w:tabs>
             <w:rPr>
               <w:rFonts w:asciiTheme="minorHAnsi" w:eastAsiaTheme="minorEastAsia" w:hAnsiTheme="minorHAnsi"/>
+              <w:b w:val="0"/>
               <w:noProof/>
               <w:sz w:val="22"/>
               <w:lang w:eastAsia="hu-HU"/>
             </w:rPr>
           </w:pPr>
-          <w:hyperlink w:anchor="_Toc239761662" w:history="1">
+          <w:hyperlink w:anchor="_Toc240008173" w:history="1">
             <w:r>
               <w:rPr>
                 <w:rStyle w:val="Hiperhivatkozs"/>
                 <w:noProof/>
               </w:rPr>
-              <w:t>4. Szoftver specifikáció</w:t>
+              <w:t>6. Adatlap</w:t>
             </w:r>
             <w:r>
               <w:rPr>
@@ -796,7 +1315,7 @@
                 <w:noProof/>
                 <w:webHidden/>
               </w:rPr>
-              <w:instrText xml:space="preserve"> PAGEREF _Toc239761662 \h </w:instrText>
+              <w:instrText xml:space="preserve"> PAGEREF _Toc240008173 \h </w:instrText>
             </w:r>
             <w:r>
               <w:rPr>
@@ -816,605 +1335,7 @@
                 <w:noProof/>
                 <w:webHidden/>
               </w:rPr>
-              <w:t>6</w:t>
-            </w:r>
-            <w:r>
-              <w:rPr>
-                <w:noProof/>
-                <w:webHidden/>
-              </w:rPr>
-              <w:fldChar w:fldCharType="end"/>
-            </w:r>
-          </w:hyperlink>
-        </w:p>
-        <w:p>
-          <w:pPr>
-            <w:pStyle w:val="TJ2"/>
-            <w:tabs>
-              <w:tab w:val="right" w:leader="dot" w:pos="9062"/>
-            </w:tabs>
-            <w:rPr>
-              <w:rFonts w:asciiTheme="minorHAnsi" w:eastAsiaTheme="minorEastAsia" w:hAnsiTheme="minorHAnsi"/>
-              <w:noProof/>
-              <w:sz w:val="22"/>
-              <w:lang w:eastAsia="hu-HU"/>
-            </w:rPr>
-          </w:pPr>
-          <w:hyperlink w:anchor="_Toc239761663" w:history="1">
-            <w:r>
-              <w:rPr>
-                <w:rStyle w:val="Hiperhivatkozs"/>
-                <w:noProof/>
-              </w:rPr>
-              <w:t>4.1 Megjelenés</w:t>
-            </w:r>
-            <w:r>
-              <w:rPr>
-                <w:noProof/>
-                <w:webHidden/>
-              </w:rPr>
-              <w:tab/>
-            </w:r>
-            <w:r>
-              <w:rPr>
-                <w:noProof/>
-                <w:webHidden/>
-              </w:rPr>
-              <w:fldChar w:fldCharType="begin"/>
-            </w:r>
-            <w:r>
-              <w:rPr>
-                <w:noProof/>
-                <w:webHidden/>
-              </w:rPr>
-              <w:instrText xml:space="preserve"> PAGEREF _Toc239761663 \h </w:instrText>
-            </w:r>
-            <w:r>
-              <w:rPr>
-                <w:noProof/>
-                <w:webHidden/>
-              </w:rPr>
-            </w:r>
-            <w:r>
-              <w:rPr>
-                <w:noProof/>
-                <w:webHidden/>
-              </w:rPr>
-              <w:fldChar w:fldCharType="separate"/>
-            </w:r>
-            <w:r>
-              <w:rPr>
-                <w:noProof/>
-                <w:webHidden/>
-              </w:rPr>
-              <w:t>6</w:t>
-            </w:r>
-            <w:r>
-              <w:rPr>
-                <w:noProof/>
-                <w:webHidden/>
-              </w:rPr>
-              <w:fldChar w:fldCharType="end"/>
-            </w:r>
-          </w:hyperlink>
-        </w:p>
-        <w:p>
-          <w:pPr>
-            <w:pStyle w:val="TJ2"/>
-            <w:tabs>
-              <w:tab w:val="right" w:leader="dot" w:pos="9062"/>
-            </w:tabs>
-            <w:rPr>
-              <w:rFonts w:asciiTheme="minorHAnsi" w:eastAsiaTheme="minorEastAsia" w:hAnsiTheme="minorHAnsi"/>
-              <w:noProof/>
-              <w:sz w:val="22"/>
-              <w:lang w:eastAsia="hu-HU"/>
-            </w:rPr>
-          </w:pPr>
-          <w:hyperlink w:anchor="_Toc239761664" w:history="1">
-            <w:r>
-              <w:rPr>
-                <w:rStyle w:val="Hiperhivatkozs"/>
-                <w:noProof/>
-              </w:rPr>
-              <w:t>4.2 Funkciók</w:t>
-            </w:r>
-            <w:r>
-              <w:rPr>
-                <w:noProof/>
-                <w:webHidden/>
-              </w:rPr>
-              <w:tab/>
-            </w:r>
-            <w:r>
-              <w:rPr>
-                <w:noProof/>
-                <w:webHidden/>
-              </w:rPr>
-              <w:fldChar w:fldCharType="begin"/>
-            </w:r>
-            <w:r>
-              <w:rPr>
-                <w:noProof/>
-                <w:webHidden/>
-              </w:rPr>
-              <w:instrText xml:space="preserve"> PAGEREF _Toc239761664 \h </w:instrText>
-            </w:r>
-            <w:r>
-              <w:rPr>
-                <w:noProof/>
-                <w:webHidden/>
-              </w:rPr>
-            </w:r>
-            <w:r>
-              <w:rPr>
-                <w:noProof/>
-                <w:webHidden/>
-              </w:rPr>
-              <w:fldChar w:fldCharType="separate"/>
-            </w:r>
-            <w:r>
-              <w:rPr>
-                <w:noProof/>
-                <w:webHidden/>
-              </w:rPr>
-              <w:t>6</w:t>
-            </w:r>
-            <w:r>
-              <w:rPr>
-                <w:noProof/>
-                <w:webHidden/>
-              </w:rPr>
-              <w:fldChar w:fldCharType="end"/>
-            </w:r>
-          </w:hyperlink>
-        </w:p>
-        <w:p>
-          <w:pPr>
-            <w:pStyle w:val="TJ1"/>
-            <w:tabs>
-              <w:tab w:val="right" w:leader="dot" w:pos="9062"/>
-            </w:tabs>
-            <w:rPr>
-              <w:rFonts w:asciiTheme="minorHAnsi" w:eastAsiaTheme="minorEastAsia" w:hAnsiTheme="minorHAnsi"/>
-              <w:noProof/>
-              <w:sz w:val="22"/>
-              <w:lang w:eastAsia="hu-HU"/>
-            </w:rPr>
-          </w:pPr>
-          <w:hyperlink w:anchor="_Toc239761665" w:history="1">
-            <w:r>
-              <w:rPr>
-                <w:rStyle w:val="Hiperhivatkozs"/>
-                <w:noProof/>
-              </w:rPr>
-              <w:t>5. Dokumentáció</w:t>
-            </w:r>
-            <w:r>
-              <w:rPr>
-                <w:noProof/>
-                <w:webHidden/>
-              </w:rPr>
-              <w:tab/>
-            </w:r>
-            <w:r>
-              <w:rPr>
-                <w:noProof/>
-                <w:webHidden/>
-              </w:rPr>
-              <w:fldChar w:fldCharType="begin"/>
-            </w:r>
-            <w:r>
-              <w:rPr>
-                <w:noProof/>
-                <w:webHidden/>
-              </w:rPr>
-              <w:instrText xml:space="preserve"> PAGEREF _Toc239761665 \h </w:instrText>
-            </w:r>
-            <w:r>
-              <w:rPr>
-                <w:noProof/>
-                <w:webHidden/>
-              </w:rPr>
-            </w:r>
-            <w:r>
-              <w:rPr>
-                <w:noProof/>
-                <w:webHidden/>
-              </w:rPr>
-              <w:fldChar w:fldCharType="separate"/>
-            </w:r>
-            <w:r>
-              <w:rPr>
-                <w:noProof/>
-                <w:webHidden/>
-              </w:rPr>
-              <w:t>7</w:t>
-            </w:r>
-            <w:r>
-              <w:rPr>
-                <w:noProof/>
-                <w:webHidden/>
-              </w:rPr>
-              <w:fldChar w:fldCharType="end"/>
-            </w:r>
-          </w:hyperlink>
-        </w:p>
-        <w:p>
-          <w:pPr>
-            <w:pStyle w:val="TJ2"/>
-            <w:tabs>
-              <w:tab w:val="right" w:leader="dot" w:pos="9062"/>
-            </w:tabs>
-            <w:rPr>
-              <w:rFonts w:asciiTheme="minorHAnsi" w:eastAsiaTheme="minorEastAsia" w:hAnsiTheme="minorHAnsi"/>
-              <w:noProof/>
-              <w:sz w:val="22"/>
-              <w:lang w:eastAsia="hu-HU"/>
-            </w:rPr>
-          </w:pPr>
-          <w:hyperlink w:anchor="_Toc239761666" w:history="1">
-            <w:r>
-              <w:rPr>
-                <w:rStyle w:val="Hiperhivatkozs"/>
-                <w:noProof/>
-              </w:rPr>
-              <w:t>5.1 Er</w:t>
-            </w:r>
-            <w:r>
-              <w:rPr>
-                <w:rStyle w:val="Hiperhivatkozs"/>
-                <w:rFonts w:ascii="Calibri" w:hAnsi="Calibri" w:cs="Calibri"/>
-                <w:noProof/>
-              </w:rPr>
-              <w:t>ő</w:t>
-            </w:r>
-            <w:r>
-              <w:rPr>
-                <w:rStyle w:val="Hiperhivatkozs"/>
-                <w:noProof/>
-              </w:rPr>
-              <w:t>forr</w:t>
-            </w:r>
-            <w:r>
-              <w:rPr>
-                <w:rStyle w:val="Hiperhivatkozs"/>
-                <w:rFonts w:cs="Arial Rounded MT Bold"/>
-                <w:noProof/>
-              </w:rPr>
-              <w:t>á</w:t>
-            </w:r>
-            <w:r>
-              <w:rPr>
-                <w:rStyle w:val="Hiperhivatkozs"/>
-                <w:noProof/>
-              </w:rPr>
-              <w:t>s-terv</w:t>
-            </w:r>
-            <w:r>
-              <w:rPr>
-                <w:noProof/>
-                <w:webHidden/>
-              </w:rPr>
-              <w:tab/>
-            </w:r>
-            <w:r>
-              <w:rPr>
-                <w:noProof/>
-                <w:webHidden/>
-              </w:rPr>
-              <w:fldChar w:fldCharType="begin"/>
-            </w:r>
-            <w:r>
-              <w:rPr>
-                <w:noProof/>
-                <w:webHidden/>
-              </w:rPr>
-              <w:instrText xml:space="preserve"> PAGEREF _Toc239761666 \h </w:instrText>
-            </w:r>
-            <w:r>
-              <w:rPr>
-                <w:noProof/>
-                <w:webHidden/>
-              </w:rPr>
-            </w:r>
-            <w:r>
-              <w:rPr>
-                <w:noProof/>
-                <w:webHidden/>
-              </w:rPr>
-              <w:fldChar w:fldCharType="separate"/>
-            </w:r>
-            <w:r>
-              <w:rPr>
-                <w:noProof/>
-                <w:webHidden/>
-              </w:rPr>
-              <w:t>7</w:t>
-            </w:r>
-            <w:r>
-              <w:rPr>
-                <w:noProof/>
-                <w:webHidden/>
-              </w:rPr>
-              <w:fldChar w:fldCharType="end"/>
-            </w:r>
-          </w:hyperlink>
-        </w:p>
-        <w:p>
-          <w:pPr>
-            <w:pStyle w:val="TJ2"/>
-            <w:tabs>
-              <w:tab w:val="right" w:leader="dot" w:pos="9062"/>
-            </w:tabs>
-            <w:rPr>
-              <w:rFonts w:asciiTheme="minorHAnsi" w:eastAsiaTheme="minorEastAsia" w:hAnsiTheme="minorHAnsi"/>
-              <w:noProof/>
-              <w:sz w:val="22"/>
-              <w:lang w:eastAsia="hu-HU"/>
-            </w:rPr>
-          </w:pPr>
-          <w:hyperlink w:anchor="_Toc239761667" w:history="1">
-            <w:r>
-              <w:rPr>
-                <w:rStyle w:val="Hiperhivatkozs"/>
-                <w:noProof/>
-              </w:rPr>
-              <w:t>5.2 Technikai dokumentáció</w:t>
-            </w:r>
-            <w:r>
-              <w:rPr>
-                <w:noProof/>
-                <w:webHidden/>
-              </w:rPr>
-              <w:tab/>
-            </w:r>
-            <w:r>
-              <w:rPr>
-                <w:noProof/>
-                <w:webHidden/>
-              </w:rPr>
-              <w:fldChar w:fldCharType="begin"/>
-            </w:r>
-            <w:r>
-              <w:rPr>
-                <w:noProof/>
-                <w:webHidden/>
-              </w:rPr>
-              <w:instrText xml:space="preserve"> PAGEREF _Toc239761667 \h </w:instrText>
-            </w:r>
-            <w:r>
-              <w:rPr>
-                <w:noProof/>
-                <w:webHidden/>
-              </w:rPr>
-            </w:r>
-            <w:r>
-              <w:rPr>
-                <w:noProof/>
-                <w:webHidden/>
-              </w:rPr>
-              <w:fldChar w:fldCharType="separate"/>
-            </w:r>
-            <w:r>
-              <w:rPr>
-                <w:noProof/>
-                <w:webHidden/>
-              </w:rPr>
-              <w:t>7</w:t>
-            </w:r>
-            <w:r>
-              <w:rPr>
-                <w:noProof/>
-                <w:webHidden/>
-              </w:rPr>
-              <w:fldChar w:fldCharType="end"/>
-            </w:r>
-          </w:hyperlink>
-        </w:p>
-        <w:p>
-          <w:pPr>
-            <w:pStyle w:val="TJ2"/>
-            <w:tabs>
-              <w:tab w:val="right" w:leader="dot" w:pos="9062"/>
-            </w:tabs>
-            <w:rPr>
-              <w:rFonts w:asciiTheme="minorHAnsi" w:eastAsiaTheme="minorEastAsia" w:hAnsiTheme="minorHAnsi"/>
-              <w:noProof/>
-              <w:sz w:val="22"/>
-              <w:lang w:eastAsia="hu-HU"/>
-            </w:rPr>
-          </w:pPr>
-          <w:hyperlink w:anchor="_Toc239761668" w:history="1">
-            <w:r>
-              <w:rPr>
-                <w:rStyle w:val="Hiperhivatkozs"/>
-                <w:noProof/>
-              </w:rPr>
-              <w:t>5.3 Forráskód dokumentáció</w:t>
-            </w:r>
-            <w:r>
-              <w:rPr>
-                <w:noProof/>
-                <w:webHidden/>
-              </w:rPr>
-              <w:tab/>
-            </w:r>
-            <w:r>
-              <w:rPr>
-                <w:noProof/>
-                <w:webHidden/>
-              </w:rPr>
-              <w:fldChar w:fldCharType="begin"/>
-            </w:r>
-            <w:r>
-              <w:rPr>
-                <w:noProof/>
-                <w:webHidden/>
-              </w:rPr>
-              <w:instrText xml:space="preserve"> PAGEREF _Toc239761668 \h </w:instrText>
-            </w:r>
-            <w:r>
-              <w:rPr>
-                <w:noProof/>
-                <w:webHidden/>
-              </w:rPr>
-            </w:r>
-            <w:r>
-              <w:rPr>
-                <w:noProof/>
-                <w:webHidden/>
-              </w:rPr>
-              <w:fldChar w:fldCharType="separate"/>
-            </w:r>
-            <w:r>
-              <w:rPr>
-                <w:noProof/>
-                <w:webHidden/>
-              </w:rPr>
-              <w:t>7</w:t>
-            </w:r>
-            <w:r>
-              <w:rPr>
-                <w:noProof/>
-                <w:webHidden/>
-              </w:rPr>
-              <w:fldChar w:fldCharType="end"/>
-            </w:r>
-          </w:hyperlink>
-        </w:p>
-        <w:p>
-          <w:pPr>
-            <w:pStyle w:val="TJ2"/>
-            <w:tabs>
-              <w:tab w:val="right" w:leader="dot" w:pos="9062"/>
-            </w:tabs>
-            <w:rPr>
-              <w:rFonts w:asciiTheme="minorHAnsi" w:eastAsiaTheme="minorEastAsia" w:hAnsiTheme="minorHAnsi"/>
-              <w:noProof/>
-              <w:sz w:val="22"/>
-              <w:lang w:eastAsia="hu-HU"/>
-            </w:rPr>
-          </w:pPr>
-          <w:hyperlink w:anchor="_Toc239761669" w:history="1">
-            <w:r>
-              <w:rPr>
-                <w:rStyle w:val="Hiperhivatkozs"/>
-                <w:noProof/>
-              </w:rPr>
-              <w:t>5.4 Felhasználói dokumentáció</w:t>
-            </w:r>
-            <w:r>
-              <w:rPr>
-                <w:noProof/>
-                <w:webHidden/>
-              </w:rPr>
-              <w:tab/>
-            </w:r>
-            <w:r>
-              <w:rPr>
-                <w:noProof/>
-                <w:webHidden/>
-              </w:rPr>
-              <w:fldChar w:fldCharType="begin"/>
-            </w:r>
-            <w:r>
-              <w:rPr>
-                <w:noProof/>
-                <w:webHidden/>
-              </w:rPr>
-              <w:instrText xml:space="preserve"> PAGEREF _Toc239761669 \h </w:instrText>
-            </w:r>
-            <w:r>
-              <w:rPr>
-                <w:noProof/>
-                <w:webHidden/>
-              </w:rPr>
-            </w:r>
-            <w:r>
-              <w:rPr>
-                <w:noProof/>
-                <w:webHidden/>
-              </w:rPr>
-              <w:fldChar w:fldCharType="separate"/>
-            </w:r>
-            <w:r>
-              <w:rPr>
-                <w:noProof/>
-                <w:webHidden/>
-              </w:rPr>
-              <w:t>7</w:t>
-            </w:r>
-            <w:r>
-              <w:rPr>
-                <w:noProof/>
-                <w:webHidden/>
-              </w:rPr>
-              <w:fldChar w:fldCharType="end"/>
-            </w:r>
-          </w:hyperlink>
-        </w:p>
-        <w:p>
-          <w:pPr>
-            <w:pStyle w:val="TJ1"/>
-            <w:tabs>
-              <w:tab w:val="right" w:leader="dot" w:pos="9062"/>
-            </w:tabs>
-            <w:rPr>
-              <w:rFonts w:asciiTheme="minorHAnsi" w:eastAsiaTheme="minorEastAsia" w:hAnsiTheme="minorHAnsi"/>
-              <w:noProof/>
-              <w:sz w:val="22"/>
-              <w:lang w:eastAsia="hu-HU"/>
-            </w:rPr>
-          </w:pPr>
-          <w:hyperlink w:anchor="_Toc239761670" w:history="1">
-            <w:r>
-              <w:rPr>
-                <w:rStyle w:val="Hiperhivatkozs"/>
-                <w:noProof/>
-              </w:rPr>
-              <w:t>6. Adatlap</w:t>
-            </w:r>
-            <w:r>
-              <w:rPr>
-                <w:noProof/>
-                <w:webHidden/>
-              </w:rPr>
-              <w:tab/>
-            </w:r>
-            <w:r>
-              <w:rPr>
-                <w:noProof/>
-                <w:webHidden/>
-              </w:rPr>
-              <w:fldChar w:fldCharType="begin"/>
-            </w:r>
-            <w:r>
-              <w:rPr>
-                <w:noProof/>
-                <w:webHidden/>
-              </w:rPr>
-              <w:instrText xml:space="preserve"> PAGEREF _Toc239761670 \h </w:instrText>
-            </w:r>
-            <w:r>
-              <w:rPr>
-                <w:noProof/>
-                <w:webHidden/>
-              </w:rPr>
-            </w:r>
-            <w:r>
-              <w:rPr>
-                <w:noProof/>
-                <w:webHidden/>
-              </w:rPr>
-              <w:fldChar w:fldCharType="separate"/>
-            </w:r>
-            <w:r>
-              <w:rPr>
-                <w:noProof/>
-                <w:webHidden/>
-              </w:rPr>
-              <w:t>8</w:t>
+              <w:t>9</w:t>
             </w:r>
             <w:r>
               <w:rPr>
@@ -1428,7 +1349,7 @@
         <w:p>
           <w:r>
             <w:rPr>
-              <w:b/>
+              <w:b w:val="0"/>
               <w:bCs/>
             </w:rPr>
             <w:fldChar w:fldCharType="end"/>
@@ -1465,7 +1386,7 @@
       <w:pPr>
         <w:pStyle w:val="Cmsor2"/>
       </w:pPr>
-      <w:bookmarkStart w:id="0" w:name="_Toc239761654"/>
+      <w:bookmarkStart w:id="0" w:name="_Toc240008158"/>
       <w:r>
         <w:t>2.1. Cím</w:t>
       </w:r>
@@ -1490,7 +1411,7 @@
       <w:pPr>
         <w:pStyle w:val="Cmsor2"/>
       </w:pPr>
-      <w:bookmarkStart w:id="1" w:name="_Toc239761655"/>
+      <w:bookmarkStart w:id="1" w:name="_Toc240008159"/>
       <w:r>
         <w:t>2.2. Feladat ismertetése</w:t>
       </w:r>
@@ -2035,6 +1956,11 @@
       </w:r>
     </w:p>
     <w:p>
+      <w:pPr>
+        <w:rPr>
+          <w:rStyle w:val="Cmsor1Char"/>
+        </w:rPr>
+      </w:pPr>
       <w:r>
         <w:t>A projekt els</w:t>
       </w:r>
@@ -2245,45 +2171,32 @@
       <w:r>
         <w:t>t transzparens és automatizált nyomon követését.</w:t>
       </w:r>
-    </w:p>
-    <w:p>
-      <w:pPr>
-        <w:rPr>
-          <w:rFonts w:ascii="Times New Roman" w:eastAsiaTheme="majorEastAsia" w:hAnsi="Times New Roman" w:cstheme="majorBidi"/>
-          <w:color w:val="660033"/>
-          <w:szCs w:val="26"/>
-        </w:rPr>
-      </w:pPr>
       <w:r>
         <w:br w:type="page"/>
       </w:r>
-    </w:p>
-    <w:p>
-      <w:pPr>
-        <w:pStyle w:val="Cmsor1"/>
-      </w:pPr>
-      <w:bookmarkStart w:id="2" w:name="_Toc239761656"/>
-      <w:r>
+      <w:r>
+        <w:rPr>
+          <w:rStyle w:val="Cmsor1Char"/>
+        </w:rPr>
         <w:lastRenderedPageBreak/>
         <w:t>3. Elvárások</w:t>
       </w:r>
+    </w:p>
+    <w:p>
+      <w:pPr>
+        <w:pStyle w:val="Cmsor2"/>
+      </w:pPr>
+      <w:bookmarkStart w:id="2" w:name="_Toc240008160"/>
+      <w:r>
+        <w:t>3.1 Op</w:t>
+      </w:r>
+      <w:r>
+        <w:t>erációs</w:t>
+      </w:r>
+      <w:r>
+        <w:t xml:space="preserve"> rendszer</w:t>
+      </w:r>
       <w:bookmarkEnd w:id="2"/>
-    </w:p>
-    <w:p>
-      <w:pPr>
-        <w:pStyle w:val="Cmsor2"/>
-      </w:pPr>
-      <w:bookmarkStart w:id="3" w:name="_Toc239761657"/>
-      <w:r>
-        <w:t>3.1 Op</w:t>
-      </w:r>
-      <w:r>
-        <w:t>erációs</w:t>
-      </w:r>
-      <w:r>
-        <w:t xml:space="preserve"> rendszer</w:t>
-      </w:r>
-      <w:bookmarkEnd w:id="3"/>
     </w:p>
     <w:p>
       <w:pPr>
@@ -2301,7 +2214,7 @@
       <w:pPr>
         <w:pStyle w:val="Cmsor2"/>
       </w:pPr>
-      <w:bookmarkStart w:id="4" w:name="_Toc239761658"/>
+      <w:bookmarkStart w:id="3" w:name="_Toc240008161"/>
       <w:r>
         <w:t>3.2 Prog</w:t>
       </w:r>
@@ -2311,7 +2224,7 @@
       <w:r>
         <w:t xml:space="preserve"> nyelv</w:t>
       </w:r>
-      <w:bookmarkEnd w:id="4"/>
+      <w:bookmarkEnd w:id="3"/>
     </w:p>
     <w:p>
       <w:pPr>
@@ -2351,105 +2264,579 @@
       <w:pPr>
         <w:pStyle w:val="Cmsor2"/>
       </w:pPr>
-      <w:bookmarkStart w:id="5" w:name="_Toc239761659"/>
+      <w:bookmarkStart w:id="4" w:name="_Toc240008162"/>
       <w:r>
         <w:t>3.3 Megoldás formátuma</w:t>
       </w:r>
+      <w:bookmarkEnd w:id="4"/>
+    </w:p>
+    <w:p>
+      <w:pPr>
+        <w:spacing w:line="259" w:lineRule="auto"/>
+        <w:rPr>
+          <w:rFonts w:ascii="Arial Black" w:eastAsiaTheme="majorEastAsia" w:hAnsi="Arial Black" w:cstheme="majorBidi"/>
+          <w:color w:val="1F3864" w:themeColor="accent1" w:themeShade="80"/>
+          <w:szCs w:val="26"/>
+        </w:rPr>
+      </w:pPr>
+      <w:r>
+        <w:br w:type="page"/>
+      </w:r>
+    </w:p>
+    <w:p>
+      <w:pPr>
+        <w:pStyle w:val="Cmsor2"/>
+      </w:pPr>
+      <w:bookmarkStart w:id="5" w:name="_Toc240008163"/>
+      <w:r>
+        <w:lastRenderedPageBreak/>
+        <w:t>3.4 Szoftverfejlesztés</w:t>
+      </w:r>
       <w:bookmarkEnd w:id="5"/>
     </w:p>
     <w:p>
       <w:pPr>
-        <w:pStyle w:val="Cmsor2"/>
-      </w:pPr>
-      <w:bookmarkStart w:id="6" w:name="_Toc239761660"/>
-      <w:r>
-        <w:t>3.4 Szoftverfejlesztés</w:t>
-      </w:r>
-      <w:bookmarkEnd w:id="6"/>
-    </w:p>
-    <w:p>
-      <w:pPr>
-        <w:rPr>
-          <w:lang w:eastAsia="hu-HU"/>
-        </w:rPr>
-      </w:pPr>
-      <w:r>
-        <w:rPr>
+        <w:rPr>
+          <w:lang w:eastAsia="hu-HU"/>
+        </w:rPr>
+      </w:pPr>
+      <w:r>
+        <w:rPr>
+          <w:rStyle w:val="Kiemels2"/>
           <w:b/>
-          <w:bCs/>
-          <w:lang w:eastAsia="hu-HU"/>
-        </w:rPr>
-        <w:t>Kimen</w:t>
+          <w:bCs w:val="0"/>
+        </w:rPr>
+        <w:t>Kimenőkérelem-kezelés:</w:t>
+      </w:r>
+      <w:r>
+        <w:rPr>
+          <w:lang w:eastAsia="hu-HU"/>
+        </w:rPr>
+        <w:t xml:space="preserve"> A diákok a rendszeren keresztül nyújthatnak be eltávozási kérelmet, megjelölve a távozás és az érkezés várható id</w:t>
       </w:r>
       <w:r>
         <w:rPr>
           <w:rFonts w:ascii="Calibri" w:hAnsi="Calibri" w:cs="Calibri"/>
+          <w:lang w:eastAsia="hu-HU"/>
+        </w:rPr>
+        <w:t>ő</w:t>
+      </w:r>
+      <w:r>
+        <w:rPr>
+          <w:lang w:eastAsia="hu-HU"/>
+        </w:rPr>
+        <w:t>pontj</w:t>
+      </w:r>
+      <w:r>
+        <w:rPr>
+          <w:rFonts w:cs="Arial Rounded MT Bold"/>
+          <w:lang w:eastAsia="hu-HU"/>
+        </w:rPr>
+        <w:t>á</w:t>
+      </w:r>
+      <w:r>
+        <w:rPr>
+          <w:lang w:eastAsia="hu-HU"/>
+        </w:rPr>
+        <w:t>t, valamint a kimen</w:t>
+      </w:r>
+      <w:r>
+        <w:rPr>
+          <w:rFonts w:ascii="Calibri" w:hAnsi="Calibri" w:cs="Calibri"/>
+          <w:lang w:eastAsia="hu-HU"/>
+        </w:rPr>
+        <w:t>ő</w:t>
+      </w:r>
+      <w:r>
+        <w:rPr>
+          <w:lang w:eastAsia="hu-HU"/>
+        </w:rPr>
+        <w:t xml:space="preserve"> indokl</w:t>
+      </w:r>
+      <w:r>
+        <w:rPr>
+          <w:rFonts w:cs="Arial Rounded MT Bold"/>
+          <w:lang w:eastAsia="hu-HU"/>
+        </w:rPr>
+        <w:t>á</w:t>
+      </w:r>
+      <w:r>
+        <w:rPr>
+          <w:lang w:eastAsia="hu-HU"/>
+        </w:rPr>
+        <w:t>s</w:t>
+      </w:r>
+      <w:r>
+        <w:rPr>
+          <w:rFonts w:cs="Arial Rounded MT Bold"/>
+          <w:lang w:eastAsia="hu-HU"/>
+        </w:rPr>
+        <w:t>á</w:t>
+      </w:r>
+      <w:r>
+        <w:rPr>
+          <w:lang w:eastAsia="hu-HU"/>
+        </w:rPr>
+        <w:t>t. A kijel</w:t>
+      </w:r>
+      <w:r>
+        <w:rPr>
+          <w:rFonts w:cs="Arial Rounded MT Bold"/>
+          <w:lang w:eastAsia="hu-HU"/>
+        </w:rPr>
+        <w:t>ö</w:t>
+      </w:r>
+      <w:r>
+        <w:rPr>
+          <w:lang w:eastAsia="hu-HU"/>
+        </w:rPr>
+        <w:t>lt nevel</w:t>
+      </w:r>
+      <w:r>
+        <w:rPr>
+          <w:rFonts w:ascii="Calibri" w:hAnsi="Calibri" w:cs="Calibri"/>
+          <w:lang w:eastAsia="hu-HU"/>
+        </w:rPr>
+        <w:t>ő</w:t>
+      </w:r>
+      <w:r>
+        <w:rPr>
+          <w:lang w:eastAsia="hu-HU"/>
+        </w:rPr>
+        <w:t>tan</w:t>
+      </w:r>
+      <w:r>
+        <w:rPr>
+          <w:rFonts w:cs="Arial Rounded MT Bold"/>
+          <w:lang w:eastAsia="hu-HU"/>
+        </w:rPr>
+        <w:t>á</w:t>
+      </w:r>
+      <w:r>
+        <w:rPr>
+          <w:lang w:eastAsia="hu-HU"/>
+        </w:rPr>
+        <w:t xml:space="preserve">rok azonnali </w:t>
+      </w:r>
+      <w:r>
+        <w:rPr>
+          <w:rFonts w:cs="Arial Rounded MT Bold"/>
+          <w:lang w:eastAsia="hu-HU"/>
+        </w:rPr>
+        <w:t>é</w:t>
+      </w:r>
+      <w:r>
+        <w:rPr>
+          <w:lang w:eastAsia="hu-HU"/>
+        </w:rPr>
+        <w:t>rtes</w:t>
+      </w:r>
+      <w:r>
+        <w:rPr>
+          <w:rFonts w:cs="Arial Rounded MT Bold"/>
+          <w:lang w:eastAsia="hu-HU"/>
+        </w:rPr>
+        <w:t>í</w:t>
+      </w:r>
+      <w:r>
+        <w:rPr>
+          <w:lang w:eastAsia="hu-HU"/>
+        </w:rPr>
+        <w:t>t</w:t>
+      </w:r>
+      <w:r>
+        <w:rPr>
+          <w:rFonts w:cs="Arial Rounded MT Bold"/>
+          <w:lang w:eastAsia="hu-HU"/>
+        </w:rPr>
+        <w:t>é</w:t>
+      </w:r>
+      <w:r>
+        <w:rPr>
+          <w:lang w:eastAsia="hu-HU"/>
+        </w:rPr>
+        <w:t>st kapnak a k</w:t>
+      </w:r>
+      <w:r>
+        <w:rPr>
+          <w:rFonts w:cs="Arial Rounded MT Bold"/>
+          <w:lang w:eastAsia="hu-HU"/>
+        </w:rPr>
+        <w:t>é</w:t>
+      </w:r>
+      <w:r>
+        <w:rPr>
+          <w:lang w:eastAsia="hu-HU"/>
+        </w:rPr>
+        <w:t>relemr</w:t>
+      </w:r>
+      <w:r>
+        <w:rPr>
+          <w:rFonts w:ascii="Calibri" w:hAnsi="Calibri" w:cs="Calibri"/>
+          <w:lang w:eastAsia="hu-HU"/>
+        </w:rPr>
+        <w:t>ő</w:t>
+      </w:r>
+      <w:r>
+        <w:rPr>
+          <w:lang w:eastAsia="hu-HU"/>
+        </w:rPr>
+        <w:t>l, amelyet digit</w:t>
+      </w:r>
+      <w:r>
+        <w:rPr>
+          <w:rFonts w:cs="Arial Rounded MT Bold"/>
+          <w:lang w:eastAsia="hu-HU"/>
+        </w:rPr>
+        <w:t>á</w:t>
+      </w:r>
+      <w:r>
+        <w:rPr>
+          <w:lang w:eastAsia="hu-HU"/>
+        </w:rPr>
+        <w:t>lisan j</w:t>
+      </w:r>
+      <w:r>
+        <w:rPr>
+          <w:rFonts w:cs="Arial Rounded MT Bold"/>
+          <w:lang w:eastAsia="hu-HU"/>
+        </w:rPr>
+        <w:t>ó</w:t>
+      </w:r>
+      <w:r>
+        <w:rPr>
+          <w:lang w:eastAsia="hu-HU"/>
+        </w:rPr>
+        <w:t>v</w:t>
+      </w:r>
+      <w:r>
+        <w:rPr>
+          <w:rFonts w:cs="Arial Rounded MT Bold"/>
+          <w:lang w:eastAsia="hu-HU"/>
+        </w:rPr>
+        <w:t>á</w:t>
+      </w:r>
+      <w:r>
+        <w:rPr>
+          <w:lang w:eastAsia="hu-HU"/>
+        </w:rPr>
+        <w:t>hagyhatnak vagy elutasíthatnak.</w:t>
+      </w:r>
+    </w:p>
+    <w:p>
+      <w:pPr>
+        <w:rPr>
+          <w:lang w:eastAsia="hu-HU"/>
+        </w:rPr>
+      </w:pPr>
+      <w:r>
+        <w:rPr>
+          <w:rStyle w:val="Kiemels2"/>
           <w:b/>
-          <w:bCs/>
+          <w:bCs w:val="0"/>
+        </w:rPr>
+        <w:t>Automatikus engedélyezés (Rendszeres távollétek):</w:t>
+      </w:r>
+      <w:r>
+        <w:rPr>
+          <w:lang w:eastAsia="hu-HU"/>
+        </w:rPr>
+        <w:t xml:space="preserve"> A rendszer támogatja az igazolt, rendszeres távollétek (pl. edzések, szakkörök) kezelését. A megadott id</w:t>
+      </w:r>
+      <w:r>
+        <w:rPr>
+          <w:rFonts w:ascii="Calibri" w:hAnsi="Calibri" w:cs="Calibri"/>
           <w:lang w:eastAsia="hu-HU"/>
         </w:rPr>
         <w:t>ő</w:t>
       </w:r>
       <w:r>
         <w:rPr>
+          <w:lang w:eastAsia="hu-HU"/>
+        </w:rPr>
+        <w:t>ablakokra a rendszer automatikusan gener</w:t>
+      </w:r>
+      <w:r>
+        <w:rPr>
+          <w:rFonts w:cs="Arial Rounded MT Bold"/>
+          <w:lang w:eastAsia="hu-HU"/>
+        </w:rPr>
+        <w:t>á</w:t>
+      </w:r>
+      <w:r>
+        <w:rPr>
+          <w:lang w:eastAsia="hu-HU"/>
+        </w:rPr>
+        <w:t xml:space="preserve">lja </w:t>
+      </w:r>
+      <w:r>
+        <w:rPr>
+          <w:rFonts w:cs="Arial Rounded MT Bold"/>
+          <w:lang w:eastAsia="hu-HU"/>
+        </w:rPr>
+        <w:t>é</w:t>
+      </w:r>
+      <w:r>
+        <w:rPr>
+          <w:lang w:eastAsia="hu-HU"/>
+        </w:rPr>
+        <w:t>s j</w:t>
+      </w:r>
+      <w:r>
+        <w:rPr>
+          <w:rFonts w:cs="Arial Rounded MT Bold"/>
+          <w:lang w:eastAsia="hu-HU"/>
+        </w:rPr>
+        <w:t>ó</w:t>
+      </w:r>
+      <w:r>
+        <w:rPr>
+          <w:lang w:eastAsia="hu-HU"/>
+        </w:rPr>
+        <w:t>v</w:t>
+      </w:r>
+      <w:r>
+        <w:rPr>
+          <w:rFonts w:cs="Arial Rounded MT Bold"/>
+          <w:lang w:eastAsia="hu-HU"/>
+        </w:rPr>
+        <w:t>á</w:t>
+      </w:r>
+      <w:r>
+        <w:rPr>
+          <w:lang w:eastAsia="hu-HU"/>
+        </w:rPr>
+        <w:t>hagyja a kil</w:t>
+      </w:r>
+      <w:r>
+        <w:rPr>
+          <w:rFonts w:cs="Arial Rounded MT Bold"/>
+          <w:lang w:eastAsia="hu-HU"/>
+        </w:rPr>
+        <w:t>é</w:t>
+      </w:r>
+      <w:r>
+        <w:rPr>
+          <w:lang w:eastAsia="hu-HU"/>
+        </w:rPr>
+        <w:t>p</w:t>
+      </w:r>
+      <w:r>
+        <w:rPr>
+          <w:rFonts w:cs="Arial Rounded MT Bold"/>
+          <w:lang w:eastAsia="hu-HU"/>
+        </w:rPr>
+        <w:t>é</w:t>
+      </w:r>
+      <w:r>
+        <w:rPr>
+          <w:lang w:eastAsia="hu-HU"/>
+        </w:rPr>
+        <w:t>si enged</w:t>
+      </w:r>
+      <w:r>
+        <w:rPr>
+          <w:rFonts w:cs="Arial Rounded MT Bold"/>
+          <w:lang w:eastAsia="hu-HU"/>
+        </w:rPr>
+        <w:t>é</w:t>
+      </w:r>
+      <w:r>
+        <w:rPr>
+          <w:lang w:eastAsia="hu-HU"/>
+        </w:rPr>
+        <w:t>lyeket.</w:t>
+      </w:r>
+    </w:p>
+    <w:p>
+      <w:pPr>
+        <w:rPr>
+          <w:lang w:eastAsia="hu-HU"/>
+        </w:rPr>
+      </w:pPr>
+      <w:r>
+        <w:rPr>
+          <w:rStyle w:val="Kiemels2"/>
           <w:b/>
-          <w:bCs/>
-          <w:lang w:eastAsia="hu-HU"/>
-        </w:rPr>
-        <w:t>k</w:t>
-      </w:r>
-      <w:r>
-        <w:rPr>
-          <w:rFonts w:cs="Arial Rounded MT Bold"/>
-          <w:b/>
-          <w:bCs/>
+          <w:bCs w:val="0"/>
+        </w:rPr>
+        <w:t>Jelenléti monitorozás:</w:t>
+      </w:r>
+      <w:r>
+        <w:rPr>
+          <w:lang w:eastAsia="hu-HU"/>
+        </w:rPr>
+        <w:t xml:space="preserve"> A tanári felületen valós id</w:t>
+      </w:r>
+      <w:r>
+        <w:rPr>
+          <w:rFonts w:ascii="Calibri" w:hAnsi="Calibri" w:cs="Calibri"/>
+          <w:lang w:eastAsia="hu-HU"/>
+        </w:rPr>
+        <w:t>ő</w:t>
+      </w:r>
+      <w:r>
+        <w:rPr>
+          <w:lang w:eastAsia="hu-HU"/>
+        </w:rPr>
+        <w:t>ben, j</w:t>
+      </w:r>
+      <w:r>
+        <w:rPr>
+          <w:rFonts w:cs="Arial Rounded MT Bold"/>
+          <w:lang w:eastAsia="hu-HU"/>
+        </w:rPr>
+        <w:t>ó</w:t>
+      </w:r>
+      <w:r>
+        <w:rPr>
+          <w:lang w:eastAsia="hu-HU"/>
+        </w:rPr>
+        <w:t xml:space="preserve">l </w:t>
+      </w:r>
+      <w:r>
+        <w:rPr>
+          <w:rFonts w:cs="Arial Rounded MT Bold"/>
+          <w:lang w:eastAsia="hu-HU"/>
+        </w:rPr>
+        <w:t>á</w:t>
+      </w:r>
+      <w:r>
+        <w:rPr>
+          <w:lang w:eastAsia="hu-HU"/>
+        </w:rPr>
+        <w:t>ttekinthet</w:t>
+      </w:r>
+      <w:r>
+        <w:rPr>
+          <w:rFonts w:ascii="Calibri" w:hAnsi="Calibri" w:cs="Calibri"/>
+          <w:lang w:eastAsia="hu-HU"/>
+        </w:rPr>
+        <w:t>ő</w:t>
+      </w:r>
+      <w:r>
+        <w:rPr>
+          <w:lang w:eastAsia="hu-HU"/>
+        </w:rPr>
+        <w:t xml:space="preserve"> </w:t>
+      </w:r>
+      <w:proofErr w:type="spellStart"/>
+      <w:r>
+        <w:rPr>
+          <w:lang w:eastAsia="hu-HU"/>
+        </w:rPr>
+        <w:t>dashboardon</w:t>
+      </w:r>
+      <w:proofErr w:type="spellEnd"/>
+      <w:r>
+        <w:rPr>
+          <w:lang w:eastAsia="hu-HU"/>
+        </w:rPr>
+        <w:t xml:space="preserve"> k</w:t>
+      </w:r>
+      <w:r>
+        <w:rPr>
+          <w:rFonts w:cs="Arial Rounded MT Bold"/>
+          <w:lang w:eastAsia="hu-HU"/>
+        </w:rPr>
+        <w:t>ö</w:t>
+      </w:r>
+      <w:r>
+        <w:rPr>
+          <w:lang w:eastAsia="hu-HU"/>
+        </w:rPr>
+        <w:t>vethet</w:t>
+      </w:r>
+      <w:r>
+        <w:rPr>
+          <w:rFonts w:ascii="Calibri" w:hAnsi="Calibri" w:cs="Calibri"/>
+          <w:lang w:eastAsia="hu-HU"/>
+        </w:rPr>
+        <w:t>ő</w:t>
+      </w:r>
+      <w:r>
+        <w:rPr>
+          <w:lang w:eastAsia="hu-HU"/>
+        </w:rPr>
+        <w:t xml:space="preserve"> a tanul</w:t>
+      </w:r>
+      <w:r>
+        <w:rPr>
+          <w:rFonts w:cs="Arial Rounded MT Bold"/>
+          <w:lang w:eastAsia="hu-HU"/>
+        </w:rPr>
+        <w:t>ó</w:t>
+      </w:r>
+      <w:r>
+        <w:rPr>
+          <w:lang w:eastAsia="hu-HU"/>
+        </w:rPr>
+        <w:t xml:space="preserve">k </w:t>
+      </w:r>
+      <w:r>
+        <w:rPr>
+          <w:rFonts w:cs="Arial Rounded MT Bold"/>
+          <w:lang w:eastAsia="hu-HU"/>
+        </w:rPr>
+        <w:t>á</w:t>
+      </w:r>
+      <w:r>
+        <w:rPr>
+          <w:lang w:eastAsia="hu-HU"/>
+        </w:rPr>
+        <w:t>llapota (</w:t>
+      </w:r>
+      <w:r>
+        <w:rPr>
+          <w:rFonts w:cs="Arial Rounded MT Bold"/>
           <w:lang w:eastAsia="hu-HU"/>
         </w:rPr>
         <w:t>é</w:t>
       </w:r>
       <w:r>
         <w:rPr>
-          <w:b/>
-          <w:bCs/>
-          <w:lang w:eastAsia="hu-HU"/>
-        </w:rPr>
-        <w:t>relem-kezel</w:t>
-      </w:r>
-      <w:r>
-        <w:rPr>
-          <w:rFonts w:cs="Arial Rounded MT Bold"/>
-          <w:b/>
-          <w:bCs/>
+          <w:lang w:eastAsia="hu-HU"/>
+        </w:rPr>
+        <w:t>p</w:t>
+      </w:r>
+      <w:r>
+        <w:rPr>
+          <w:rFonts w:cs="Arial Rounded MT Bold"/>
+          <w:lang w:eastAsia="hu-HU"/>
+        </w:rPr>
+        <w:t>ü</w:t>
+      </w:r>
+      <w:r>
+        <w:rPr>
+          <w:lang w:eastAsia="hu-HU"/>
+        </w:rPr>
+        <w:t>letben tart</w:t>
+      </w:r>
+      <w:r>
+        <w:rPr>
+          <w:rFonts w:cs="Arial Rounded MT Bold"/>
+          <w:lang w:eastAsia="hu-HU"/>
+        </w:rPr>
+        <w:t>ó</w:t>
+      </w:r>
+      <w:r>
+        <w:rPr>
+          <w:lang w:eastAsia="hu-HU"/>
+        </w:rPr>
+        <w:t>zkodik / enged</w:t>
+      </w:r>
+      <w:r>
+        <w:rPr>
+          <w:rFonts w:cs="Arial Rounded MT Bold"/>
           <w:lang w:eastAsia="hu-HU"/>
         </w:rPr>
         <w:t>é</w:t>
       </w:r>
       <w:r>
         <w:rPr>
-          <w:b/>
-          <w:bCs/>
-          <w:lang w:eastAsia="hu-HU"/>
-        </w:rPr>
-        <w:t>s:</w:t>
-      </w:r>
-      <w:r>
-        <w:rPr>
-          <w:lang w:eastAsia="hu-HU"/>
-        </w:rPr>
-        <w:t xml:space="preserve"> A diákok a rendszeren keresztül nyújthatnak be eltávozási kérelmet, megjelölve a távozás és az érkezés várható id</w:t>
-      </w:r>
-      <w:r>
-        <w:rPr>
-          <w:rFonts w:ascii="Calibri" w:hAnsi="Calibri" w:cs="Calibri"/>
-          <w:lang w:eastAsia="hu-HU"/>
-        </w:rPr>
-        <w:t>ő</w:t>
-      </w:r>
-      <w:r>
-        <w:rPr>
-          <w:lang w:eastAsia="hu-HU"/>
-        </w:rPr>
-        <w:t>pontj</w:t>
+          <w:lang w:eastAsia="hu-HU"/>
+        </w:rPr>
+        <w:t>llyel t</w:t>
       </w:r>
       <w:r>
         <w:rPr>
@@ -2462,20 +2849,7 @@
         <w:rPr>
           <w:lang w:eastAsia="hu-HU"/>
         </w:rPr>
-        <w:t>t, valamint a kimen</w:t>
-      </w:r>
-      <w:r>
-        <w:rPr>
-          <w:rFonts w:ascii="Calibri" w:hAnsi="Calibri" w:cs="Calibri"/>
-          <w:lang w:eastAsia="hu-HU"/>
-        </w:rPr>
-        <w:t>ő</w:t>
-      </w:r>
-      <w:r>
-        <w:rPr>
-          <w:lang w:eastAsia="hu-HU"/>
-        </w:rPr>
-        <w:t xml:space="preserve"> indokl</w:t>
+        <w:t>vol van / igazolatlanul t</w:t>
       </w:r>
       <w:r>
         <w:rPr>
@@ -2488,504 +2862,6 @@
         <w:rPr>
           <w:lang w:eastAsia="hu-HU"/>
         </w:rPr>
-        <w:t>s</w:t>
-      </w:r>
-      <w:r>
-        <w:rPr>
-          <w:rFonts w:cs="Arial Rounded MT Bold"/>
-          <w:lang w:eastAsia="hu-HU"/>
-        </w:rPr>
-        <w:t>á</w:t>
-      </w:r>
-      <w:r>
-        <w:rPr>
-          <w:lang w:eastAsia="hu-HU"/>
-        </w:rPr>
-        <w:t>t. A kijel</w:t>
-      </w:r>
-      <w:r>
-        <w:rPr>
-          <w:rFonts w:cs="Arial Rounded MT Bold"/>
-          <w:lang w:eastAsia="hu-HU"/>
-        </w:rPr>
-        <w:t>ö</w:t>
-      </w:r>
-      <w:r>
-        <w:rPr>
-          <w:lang w:eastAsia="hu-HU"/>
-        </w:rPr>
-        <w:t>lt nevel</w:t>
-      </w:r>
-      <w:r>
-        <w:rPr>
-          <w:rFonts w:ascii="Calibri" w:hAnsi="Calibri" w:cs="Calibri"/>
-          <w:lang w:eastAsia="hu-HU"/>
-        </w:rPr>
-        <w:t>ő</w:t>
-      </w:r>
-      <w:r>
-        <w:rPr>
-          <w:lang w:eastAsia="hu-HU"/>
-        </w:rPr>
-        <w:t>tan</w:t>
-      </w:r>
-      <w:r>
-        <w:rPr>
-          <w:rFonts w:cs="Arial Rounded MT Bold"/>
-          <w:lang w:eastAsia="hu-HU"/>
-        </w:rPr>
-        <w:t>á</w:t>
-      </w:r>
-      <w:r>
-        <w:rPr>
-          <w:lang w:eastAsia="hu-HU"/>
-        </w:rPr>
-        <w:t xml:space="preserve">rok azonnali </w:t>
-      </w:r>
-      <w:r>
-        <w:rPr>
-          <w:rFonts w:cs="Arial Rounded MT Bold"/>
-          <w:lang w:eastAsia="hu-HU"/>
-        </w:rPr>
-        <w:t>é</w:t>
-      </w:r>
-      <w:r>
-        <w:rPr>
-          <w:lang w:eastAsia="hu-HU"/>
-        </w:rPr>
-        <w:t>rtes</w:t>
-      </w:r>
-      <w:r>
-        <w:rPr>
-          <w:rFonts w:cs="Arial Rounded MT Bold"/>
-          <w:lang w:eastAsia="hu-HU"/>
-        </w:rPr>
-        <w:t>í</w:t>
-      </w:r>
-      <w:r>
-        <w:rPr>
-          <w:lang w:eastAsia="hu-HU"/>
-        </w:rPr>
-        <w:t>t</w:t>
-      </w:r>
-      <w:r>
-        <w:rPr>
-          <w:rFonts w:cs="Arial Rounded MT Bold"/>
-          <w:lang w:eastAsia="hu-HU"/>
-        </w:rPr>
-        <w:t>é</w:t>
-      </w:r>
-      <w:r>
-        <w:rPr>
-          <w:lang w:eastAsia="hu-HU"/>
-        </w:rPr>
-        <w:t>st kapnak a k</w:t>
-      </w:r>
-      <w:r>
-        <w:rPr>
-          <w:rFonts w:cs="Arial Rounded MT Bold"/>
-          <w:lang w:eastAsia="hu-HU"/>
-        </w:rPr>
-        <w:t>é</w:t>
-      </w:r>
-      <w:r>
-        <w:rPr>
-          <w:lang w:eastAsia="hu-HU"/>
-        </w:rPr>
-        <w:t>relemr</w:t>
-      </w:r>
-      <w:r>
-        <w:rPr>
-          <w:rFonts w:ascii="Calibri" w:hAnsi="Calibri" w:cs="Calibri"/>
-          <w:lang w:eastAsia="hu-HU"/>
-        </w:rPr>
-        <w:t>ő</w:t>
-      </w:r>
-      <w:r>
-        <w:rPr>
-          <w:lang w:eastAsia="hu-HU"/>
-        </w:rPr>
-        <w:t>l, amelyet digit</w:t>
-      </w:r>
-      <w:r>
-        <w:rPr>
-          <w:rFonts w:cs="Arial Rounded MT Bold"/>
-          <w:lang w:eastAsia="hu-HU"/>
-        </w:rPr>
-        <w:t>á</w:t>
-      </w:r>
-      <w:r>
-        <w:rPr>
-          <w:lang w:eastAsia="hu-HU"/>
-        </w:rPr>
-        <w:t>lisan j</w:t>
-      </w:r>
-      <w:r>
-        <w:rPr>
-          <w:rFonts w:cs="Arial Rounded MT Bold"/>
-          <w:lang w:eastAsia="hu-HU"/>
-        </w:rPr>
-        <w:t>ó</w:t>
-      </w:r>
-      <w:r>
-        <w:rPr>
-          <w:lang w:eastAsia="hu-HU"/>
-        </w:rPr>
-        <w:t>v</w:t>
-      </w:r>
-      <w:r>
-        <w:rPr>
-          <w:rFonts w:cs="Arial Rounded MT Bold"/>
-          <w:lang w:eastAsia="hu-HU"/>
-        </w:rPr>
-        <w:t>á</w:t>
-      </w:r>
-      <w:r>
-        <w:rPr>
-          <w:lang w:eastAsia="hu-HU"/>
-        </w:rPr>
-        <w:t>hagyhatnak vagy elutasíthatnak.</w:t>
-      </w:r>
-    </w:p>
-    <w:p>
-      <w:pPr>
-        <w:rPr>
-          <w:lang w:eastAsia="hu-HU"/>
-        </w:rPr>
-      </w:pPr>
-      <w:r>
-        <w:rPr>
-          <w:b/>
-          <w:bCs/>
-          <w:lang w:eastAsia="hu-HU"/>
-        </w:rPr>
-        <w:t>Automatikus engedélyezés (Rendszeres távollétek):</w:t>
-      </w:r>
-      <w:r>
-        <w:rPr>
-          <w:lang w:eastAsia="hu-HU"/>
-        </w:rPr>
-        <w:t xml:space="preserve"> A rendszer támogatja az igazolt, rendszeres távollétek (pl. edzések, szakkörök) kezelését. A megadott id</w:t>
-      </w:r>
-      <w:r>
-        <w:rPr>
-          <w:rFonts w:ascii="Calibri" w:hAnsi="Calibri" w:cs="Calibri"/>
-          <w:lang w:eastAsia="hu-HU"/>
-        </w:rPr>
-        <w:t>ő</w:t>
-      </w:r>
-      <w:r>
-        <w:rPr>
-          <w:lang w:eastAsia="hu-HU"/>
-        </w:rPr>
-        <w:t>ablakokra a rendszer automatikusan gener</w:t>
-      </w:r>
-      <w:r>
-        <w:rPr>
-          <w:rFonts w:cs="Arial Rounded MT Bold"/>
-          <w:lang w:eastAsia="hu-HU"/>
-        </w:rPr>
-        <w:t>á</w:t>
-      </w:r>
-      <w:r>
-        <w:rPr>
-          <w:lang w:eastAsia="hu-HU"/>
-        </w:rPr>
-        <w:t xml:space="preserve">lja </w:t>
-      </w:r>
-      <w:r>
-        <w:rPr>
-          <w:rFonts w:cs="Arial Rounded MT Bold"/>
-          <w:lang w:eastAsia="hu-HU"/>
-        </w:rPr>
-        <w:t>é</w:t>
-      </w:r>
-      <w:r>
-        <w:rPr>
-          <w:lang w:eastAsia="hu-HU"/>
-        </w:rPr>
-        <w:t>s j</w:t>
-      </w:r>
-      <w:r>
-        <w:rPr>
-          <w:rFonts w:cs="Arial Rounded MT Bold"/>
-          <w:lang w:eastAsia="hu-HU"/>
-        </w:rPr>
-        <w:t>ó</w:t>
-      </w:r>
-      <w:r>
-        <w:rPr>
-          <w:lang w:eastAsia="hu-HU"/>
-        </w:rPr>
-        <w:t>v</w:t>
-      </w:r>
-      <w:r>
-        <w:rPr>
-          <w:rFonts w:cs="Arial Rounded MT Bold"/>
-          <w:lang w:eastAsia="hu-HU"/>
-        </w:rPr>
-        <w:t>á</w:t>
-      </w:r>
-      <w:r>
-        <w:rPr>
-          <w:lang w:eastAsia="hu-HU"/>
-        </w:rPr>
-        <w:t>hagyja a kil</w:t>
-      </w:r>
-      <w:r>
-        <w:rPr>
-          <w:rFonts w:cs="Arial Rounded MT Bold"/>
-          <w:lang w:eastAsia="hu-HU"/>
-        </w:rPr>
-        <w:t>é</w:t>
-      </w:r>
-      <w:r>
-        <w:rPr>
-          <w:lang w:eastAsia="hu-HU"/>
-        </w:rPr>
-        <w:t>p</w:t>
-      </w:r>
-      <w:r>
-        <w:rPr>
-          <w:rFonts w:cs="Arial Rounded MT Bold"/>
-          <w:lang w:eastAsia="hu-HU"/>
-        </w:rPr>
-        <w:t>é</w:t>
-      </w:r>
-      <w:r>
-        <w:rPr>
-          <w:lang w:eastAsia="hu-HU"/>
-        </w:rPr>
-        <w:t>si enged</w:t>
-      </w:r>
-      <w:r>
-        <w:rPr>
-          <w:rFonts w:cs="Arial Rounded MT Bold"/>
-          <w:lang w:eastAsia="hu-HU"/>
-        </w:rPr>
-        <w:t>é</w:t>
-      </w:r>
-      <w:r>
-        <w:rPr>
-          <w:lang w:eastAsia="hu-HU"/>
-        </w:rPr>
-        <w:t>lyeket.</w:t>
-      </w:r>
-    </w:p>
-    <w:p>
-      <w:pPr>
-        <w:rPr>
-          <w:lang w:eastAsia="hu-HU"/>
-        </w:rPr>
-      </w:pPr>
-      <w:r>
-        <w:rPr>
-          <w:b/>
-          <w:bCs/>
-          <w:lang w:eastAsia="hu-HU"/>
-        </w:rPr>
-        <w:t>Jelenléti monitorozás:</w:t>
-      </w:r>
-      <w:r>
-        <w:rPr>
-          <w:lang w:eastAsia="hu-HU"/>
-        </w:rPr>
-        <w:t xml:space="preserve"> A tanári felületen valós id</w:t>
-      </w:r>
-      <w:r>
-        <w:rPr>
-          <w:rFonts w:ascii="Calibri" w:hAnsi="Calibri" w:cs="Calibri"/>
-          <w:lang w:eastAsia="hu-HU"/>
-        </w:rPr>
-        <w:t>ő</w:t>
-      </w:r>
-      <w:r>
-        <w:rPr>
-          <w:lang w:eastAsia="hu-HU"/>
-        </w:rPr>
-        <w:t>ben, j</w:t>
-      </w:r>
-      <w:r>
-        <w:rPr>
-          <w:rFonts w:cs="Arial Rounded MT Bold"/>
-          <w:lang w:eastAsia="hu-HU"/>
-        </w:rPr>
-        <w:t>ó</w:t>
-      </w:r>
-      <w:r>
-        <w:rPr>
-          <w:lang w:eastAsia="hu-HU"/>
-        </w:rPr>
-        <w:t xml:space="preserve">l </w:t>
-      </w:r>
-      <w:r>
-        <w:rPr>
-          <w:rFonts w:cs="Arial Rounded MT Bold"/>
-          <w:lang w:eastAsia="hu-HU"/>
-        </w:rPr>
-        <w:t>á</w:t>
-      </w:r>
-      <w:r>
-        <w:rPr>
-          <w:lang w:eastAsia="hu-HU"/>
-        </w:rPr>
-        <w:t>ttekinthet</w:t>
-      </w:r>
-      <w:r>
-        <w:rPr>
-          <w:rFonts w:ascii="Calibri" w:hAnsi="Calibri" w:cs="Calibri"/>
-          <w:lang w:eastAsia="hu-HU"/>
-        </w:rPr>
-        <w:t>ő</w:t>
-      </w:r>
-      <w:r>
-        <w:rPr>
-          <w:lang w:eastAsia="hu-HU"/>
-        </w:rPr>
-        <w:t xml:space="preserve"> </w:t>
-      </w:r>
-      <w:proofErr w:type="spellStart"/>
-      <w:r>
-        <w:rPr>
-          <w:lang w:eastAsia="hu-HU"/>
-        </w:rPr>
-        <w:t>dashboardon</w:t>
-      </w:r>
-      <w:proofErr w:type="spellEnd"/>
-      <w:r>
-        <w:rPr>
-          <w:lang w:eastAsia="hu-HU"/>
-        </w:rPr>
-        <w:t xml:space="preserve"> k</w:t>
-      </w:r>
-      <w:r>
-        <w:rPr>
-          <w:rFonts w:cs="Arial Rounded MT Bold"/>
-          <w:lang w:eastAsia="hu-HU"/>
-        </w:rPr>
-        <w:t>ö</w:t>
-      </w:r>
-      <w:r>
-        <w:rPr>
-          <w:lang w:eastAsia="hu-HU"/>
-        </w:rPr>
-        <w:t>vethet</w:t>
-      </w:r>
-      <w:r>
-        <w:rPr>
-          <w:rFonts w:ascii="Calibri" w:hAnsi="Calibri" w:cs="Calibri"/>
-          <w:lang w:eastAsia="hu-HU"/>
-        </w:rPr>
-        <w:t>ő</w:t>
-      </w:r>
-      <w:r>
-        <w:rPr>
-          <w:lang w:eastAsia="hu-HU"/>
-        </w:rPr>
-        <w:t xml:space="preserve"> a tanul</w:t>
-      </w:r>
-      <w:r>
-        <w:rPr>
-          <w:rFonts w:cs="Arial Rounded MT Bold"/>
-          <w:lang w:eastAsia="hu-HU"/>
-        </w:rPr>
-        <w:t>ó</w:t>
-      </w:r>
-      <w:r>
-        <w:rPr>
-          <w:lang w:eastAsia="hu-HU"/>
-        </w:rPr>
-        <w:t xml:space="preserve">k </w:t>
-      </w:r>
-      <w:r>
-        <w:rPr>
-          <w:rFonts w:cs="Arial Rounded MT Bold"/>
-          <w:lang w:eastAsia="hu-HU"/>
-        </w:rPr>
-        <w:t>á</w:t>
-      </w:r>
-      <w:r>
-        <w:rPr>
-          <w:lang w:eastAsia="hu-HU"/>
-        </w:rPr>
-        <w:t>llapota (</w:t>
-      </w:r>
-      <w:r>
-        <w:rPr>
-          <w:rFonts w:cs="Arial Rounded MT Bold"/>
-          <w:lang w:eastAsia="hu-HU"/>
-        </w:rPr>
-        <w:t>é</w:t>
-      </w:r>
-      <w:r>
-        <w:rPr>
-          <w:lang w:eastAsia="hu-HU"/>
-        </w:rPr>
-        <w:t>p</w:t>
-      </w:r>
-      <w:r>
-        <w:rPr>
-          <w:rFonts w:cs="Arial Rounded MT Bold"/>
-          <w:lang w:eastAsia="hu-HU"/>
-        </w:rPr>
-        <w:t>ü</w:t>
-      </w:r>
-      <w:r>
-        <w:rPr>
-          <w:lang w:eastAsia="hu-HU"/>
-        </w:rPr>
-        <w:t>letben tart</w:t>
-      </w:r>
-      <w:r>
-        <w:rPr>
-          <w:rFonts w:cs="Arial Rounded MT Bold"/>
-          <w:lang w:eastAsia="hu-HU"/>
-        </w:rPr>
-        <w:t>ó</w:t>
-      </w:r>
-      <w:r>
-        <w:rPr>
-          <w:lang w:eastAsia="hu-HU"/>
-        </w:rPr>
-        <w:t>zkodik / enged</w:t>
-      </w:r>
-      <w:r>
-        <w:rPr>
-          <w:rFonts w:cs="Arial Rounded MT Bold"/>
-          <w:lang w:eastAsia="hu-HU"/>
-        </w:rPr>
-        <w:t>é</w:t>
-      </w:r>
-      <w:r>
-        <w:rPr>
-          <w:lang w:eastAsia="hu-HU"/>
-        </w:rPr>
-        <w:t>llyel t</w:t>
-      </w:r>
-      <w:r>
-        <w:rPr>
-          <w:rFonts w:cs="Arial Rounded MT Bold"/>
-          <w:lang w:eastAsia="hu-HU"/>
-        </w:rPr>
-        <w:t>á</w:t>
-      </w:r>
-      <w:r>
-        <w:rPr>
-          <w:lang w:eastAsia="hu-HU"/>
-        </w:rPr>
-        <w:t>vol van / igazolatlanul t</w:t>
-      </w:r>
-      <w:r>
-        <w:rPr>
-          <w:rFonts w:cs="Arial Rounded MT Bold"/>
-          <w:lang w:eastAsia="hu-HU"/>
-        </w:rPr>
-        <w:t>á</w:t>
-      </w:r>
-      <w:r>
-        <w:rPr>
-          <w:lang w:eastAsia="hu-HU"/>
-        </w:rPr>
         <w:t>vol van).</w:t>
       </w:r>
     </w:p>
@@ -2997,7 +2873,6 @@
       </w:pPr>
       <w:r>
         <w:rPr>
-          <w:b/>
           <w:bCs/>
           <w:lang w:eastAsia="hu-HU"/>
         </w:rPr>
@@ -3290,16 +3165,16 @@
         <w:t>val.</w:t>
       </w:r>
     </w:p>
-    <w:p/>
     <w:p>
       <w:pPr>
         <w:pStyle w:val="Cmsor2"/>
       </w:pPr>
-      <w:bookmarkStart w:id="7" w:name="_Toc239761661"/>
-      <w:r>
+      <w:bookmarkStart w:id="6" w:name="_Toc240008164"/>
+      <w:r>
+        <w:lastRenderedPageBreak/>
         <w:t>3.5 Modulok</w:t>
       </w:r>
-      <w:bookmarkEnd w:id="7"/>
+      <w:bookmarkEnd w:id="6"/>
     </w:p>
     <w:p>
       <w:pPr>
@@ -3439,32 +3314,32 @@
       <w:pPr>
         <w:pStyle w:val="Cmsor1"/>
       </w:pPr>
-      <w:bookmarkStart w:id="8" w:name="_Toc239761662"/>
+      <w:bookmarkStart w:id="7" w:name="_Toc240008165"/>
       <w:r>
         <w:lastRenderedPageBreak/>
         <w:t>4. Szoftver specifikáció</w:t>
       </w:r>
+      <w:bookmarkEnd w:id="7"/>
+    </w:p>
+    <w:p>
+      <w:pPr>
+        <w:pStyle w:val="Cmsor2"/>
+      </w:pPr>
+      <w:bookmarkStart w:id="8" w:name="_Toc240008166"/>
+      <w:r>
+        <w:t>4.1 Megjelenés</w:t>
+      </w:r>
       <w:bookmarkEnd w:id="8"/>
     </w:p>
     <w:p>
       <w:pPr>
         <w:pStyle w:val="Cmsor2"/>
       </w:pPr>
-      <w:bookmarkStart w:id="9" w:name="_Toc239761663"/>
-      <w:r>
-        <w:t>4.1 Megjelenés</w:t>
+      <w:bookmarkStart w:id="9" w:name="_Toc240008167"/>
+      <w:r>
+        <w:t>4.2 Funkciók</w:t>
       </w:r>
       <w:bookmarkEnd w:id="9"/>
-    </w:p>
-    <w:p>
-      <w:pPr>
-        <w:pStyle w:val="Cmsor2"/>
-      </w:pPr>
-      <w:bookmarkStart w:id="10" w:name="_Toc239761664"/>
-      <w:r>
-        <w:t>4.2 Funkciók</w:t>
-      </w:r>
-      <w:bookmarkEnd w:id="10"/>
     </w:p>
     <w:p>
       <w:pPr>
@@ -3727,22 +3602,22 @@
       <w:pPr>
         <w:pStyle w:val="Cmsor1"/>
       </w:pPr>
-      <w:bookmarkStart w:id="11" w:name="_Toc239761665"/>
+      <w:bookmarkStart w:id="10" w:name="_Toc240008168"/>
       <w:r>
         <w:lastRenderedPageBreak/>
         <w:t>5. Dokumentáció</w:t>
       </w:r>
+      <w:bookmarkEnd w:id="10"/>
+    </w:p>
+    <w:p>
+      <w:pPr>
+        <w:pStyle w:val="Cmsor2"/>
+      </w:pPr>
+      <w:bookmarkStart w:id="11" w:name="_Toc240008169"/>
+      <w:r>
+        <w:t>5.1 Erőforrás-terv</w:t>
+      </w:r>
       <w:bookmarkEnd w:id="11"/>
-    </w:p>
-    <w:p>
-      <w:pPr>
-        <w:pStyle w:val="Cmsor2"/>
-      </w:pPr>
-      <w:bookmarkStart w:id="12" w:name="_Toc239761666"/>
-      <w:r>
-        <w:t>5.1 Erőforrás-terv</w:t>
-      </w:r>
-      <w:bookmarkEnd w:id="12"/>
     </w:p>
     <w:p>
       <w:pPr>
@@ -3838,10 +3713,19 @@
       <w:pPr>
         <w:pStyle w:val="Listaszerbekezds"/>
         <w:numPr>
-          <w:ilvl w:val="1"/>
+          <w:ilvl w:val="0"/>
           <w:numId w:val="6"/>
         </w:numPr>
       </w:pPr>
+      <w:r>
+        <w:t xml:space="preserve">sp32-cam </w:t>
+      </w:r>
+      <w:r>
+        <w:t>kamera</w:t>
+      </w:r>
+      <w:r>
+        <w:t xml:space="preserve"> </w:t>
+      </w:r>
     </w:p>
     <w:p>
       <w:pPr>
@@ -3852,24 +3736,6 @@
         </w:numPr>
       </w:pPr>
       <w:r>
-        <w:t xml:space="preserve">sp32-cam </w:t>
-      </w:r>
-      <w:r>
-        <w:t>kamera</w:t>
-      </w:r>
-      <w:r>
-        <w:t xml:space="preserve"> </w:t>
-      </w:r>
-    </w:p>
-    <w:p>
-      <w:pPr>
-        <w:pStyle w:val="Listaszerbekezds"/>
-        <w:numPr>
-          <w:ilvl w:val="0"/>
-          <w:numId w:val="6"/>
-        </w:numPr>
-      </w:pPr>
-      <w:r>
         <w:t>Egyéb feladatok közös kezelése</w:t>
       </w:r>
     </w:p>
@@ -3877,46 +3743,46 @@
       <w:pPr>
         <w:pStyle w:val="Cmsor2"/>
       </w:pPr>
-      <w:bookmarkStart w:id="13" w:name="_Toc239761667"/>
+      <w:bookmarkStart w:id="12" w:name="_Toc240008170"/>
       <w:r>
         <w:t>5.2 Technikai dok</w:t>
       </w:r>
       <w:r>
         <w:t>umentáció</w:t>
       </w:r>
+      <w:bookmarkEnd w:id="12"/>
+    </w:p>
+    <w:p>
+      <w:pPr>
+        <w:pStyle w:val="Cmsor2"/>
+      </w:pPr>
+      <w:bookmarkStart w:id="13" w:name="_Toc240008171"/>
+      <w:r>
+        <w:t xml:space="preserve">5.3 </w:t>
+      </w:r>
+      <w:r>
+        <w:t>F</w:t>
+      </w:r>
+      <w:r>
+        <w:t xml:space="preserve">orráskód </w:t>
+      </w:r>
+      <w:r>
+        <w:t>dokumentáció</w:t>
+      </w:r>
       <w:bookmarkEnd w:id="13"/>
     </w:p>
     <w:p>
       <w:pPr>
         <w:pStyle w:val="Cmsor2"/>
       </w:pPr>
-      <w:bookmarkStart w:id="14" w:name="_Toc239761668"/>
-      <w:r>
-        <w:t xml:space="preserve">5.3 </w:t>
-      </w:r>
-      <w:r>
-        <w:t>F</w:t>
-      </w:r>
-      <w:r>
-        <w:t xml:space="preserve">orráskód </w:t>
+      <w:bookmarkStart w:id="14" w:name="_Toc240008172"/>
+      <w:r>
+        <w:t xml:space="preserve">5.4 Felhasználói </w:t>
       </w:r>
       <w:r>
         <w:t>dokumentáció</w:t>
       </w:r>
       <w:bookmarkEnd w:id="14"/>
-    </w:p>
-    <w:p>
-      <w:pPr>
-        <w:pStyle w:val="Cmsor2"/>
-      </w:pPr>
-      <w:bookmarkStart w:id="15" w:name="_Toc239761669"/>
-      <w:r>
-        <w:t xml:space="preserve">5.4 Felhasználói </w:t>
-      </w:r>
-      <w:r>
-        <w:t>dokumentáció</w:t>
-      </w:r>
-      <w:bookmarkEnd w:id="15"/>
     </w:p>
     <w:p>
       <w:pPr>
@@ -3936,12 +3802,12 @@
       <w:pPr>
         <w:pStyle w:val="Cmsor1"/>
       </w:pPr>
-      <w:bookmarkStart w:id="16" w:name="_Toc239761670"/>
+      <w:bookmarkStart w:id="15" w:name="_Toc240008173"/>
       <w:r>
         <w:lastRenderedPageBreak/>
         <w:t>6. Adatlap</w:t>
       </w:r>
-      <w:bookmarkEnd w:id="16"/>
+      <w:bookmarkEnd w:id="15"/>
     </w:p>
     <w:p>
       <w:r>
@@ -6062,12 +5928,13 @@
   <w:style w:type="paragraph" w:default="1" w:styleId="Norml">
     <w:name w:val="Normal"/>
     <w:qFormat/>
-    <w:rsid w:val="00B37605"/>
+    <w:rsid w:val="007D2BE0"/>
     <w:pPr>
       <w:spacing w:line="360" w:lineRule="auto"/>
     </w:pPr>
     <w:rPr>
-      <w:rFonts w:ascii="Arial Rounded MT Bold" w:hAnsi="Arial Rounded MT Bold"/>
+      <w:rFonts w:ascii="Courier New" w:hAnsi="Courier New"/>
+      <w:b/>
       <w:sz w:val="28"/>
     </w:rPr>
   </w:style>
@@ -6360,6 +6227,21 @@
       <w:ind w:left="720"/>
       <w:contextualSpacing/>
     </w:pPr>
+  </w:style>
+  <w:style w:type="character" w:styleId="Kiemels2">
+    <w:name w:val="Strong"/>
+    <w:basedOn w:val="Bekezdsalapbettpusa"/>
+    <w:uiPriority w:val="22"/>
+    <w:qFormat/>
+    <w:rsid w:val="007D2BE0"/>
+    <w:rPr>
+      <w:rFonts w:ascii="Courier New" w:hAnsi="Courier New"/>
+      <w:b/>
+      <w:bCs/>
+      <w:color w:val="1F3864" w:themeColor="accent1" w:themeShade="80"/>
+      <w:sz w:val="32"/>
+      <w:u w:val="single"/>
+    </w:rPr>
   </w:style>
 </w:styles>
 </file>
